--- a/mathematical_algorithms_of_geometry_in_cryptography/docs/reports/3/11/Ковалев Д.П. - Л№3.docx
+++ b/mathematical_algorithms_of_geometry_in_cryptography/docs/reports/3/11/Ковалев Д.П. - Л№3.docx
@@ -611,7 +611,6 @@
           <w:b/>
           <w:sz w:val="28"/>
           <w:szCs w:val="28"/>
-          <w:lang w:val="en-US"/>
         </w:rPr>
       </w:pPr>
       <w:r>
@@ -629,7 +628,6 @@
           <w:b/>
           <w:sz w:val="28"/>
           <w:szCs w:val="28"/>
-          <w:lang w:val="en-US"/>
         </w:rPr>
         <w:t>:</w:t>
       </w:r>
@@ -661,7 +659,6 @@
           <w:b/>
           <w:sz w:val="28"/>
           <w:szCs w:val="28"/>
-          <w:lang w:val="en-US"/>
         </w:rPr>
         <w:t xml:space="preserve"> 1</w:t>
       </w:r>
@@ -822,7 +819,6 @@
           <w:bCs/>
           <w:sz w:val="28"/>
           <w:szCs w:val="28"/>
-          <w:lang w:val="en-US"/>
         </w:rPr>
       </w:pPr>
       <w:r>
@@ -852,6 +848,7 @@
         <w:rPr>
           <w:rFonts w:ascii="Times New Roman" w:hAnsi="Times New Roman" w:cs="Times New Roman"/>
           <w:bCs/>
+          <w:noProof/>
           <w:sz w:val="28"/>
           <w:szCs w:val="28"/>
           <w:lang w:val="en-US"/>
@@ -979,6 +976,7 @@
         <w:rPr>
           <w:rFonts w:ascii="Times New Roman" w:hAnsi="Times New Roman" w:cs="Times New Roman"/>
           <w:bCs/>
+          <w:noProof/>
           <w:sz w:val="28"/>
           <w:szCs w:val="28"/>
           <w:lang w:val="en-US"/>
@@ -1064,7 +1062,6 @@
           <w:rFonts w:ascii="Times New Roman" w:hAnsi="Times New Roman" w:cs="Times New Roman"/>
           <w:sz w:val="28"/>
           <w:szCs w:val="28"/>
-          <w:lang w:val="en-US"/>
         </w:rPr>
       </w:pPr>
       <w:r>
@@ -1084,7 +1081,6 @@
           <w:bCs/>
           <w:sz w:val="28"/>
           <w:szCs w:val="28"/>
-          <w:lang w:val="en-US"/>
         </w:rPr>
         <w:t xml:space="preserve"> </w:t>
       </w:r>
@@ -1110,7 +1106,6 @@
           <w:bCs/>
           <w:sz w:val="28"/>
           <w:szCs w:val="28"/>
-          <w:lang w:val="en-US"/>
         </w:rPr>
       </w:pPr>
     </w:p>
@@ -1118,10 +1113,10 @@
       <w:pPr>
         <w:spacing w:line="240" w:lineRule="auto"/>
         <w:ind w:firstLine="709"/>
-        <w:jc w:val="both"/>
-        <w:rPr>
-          <w:rFonts w:ascii="Courier New" w:hAnsi="Courier New" w:cs="Courier New"/>
-          <w:sz w:val="24"/>
+        <w:rPr>
+          <w:rFonts w:ascii="Courier New" w:hAnsi="Courier New" w:cs="Courier New"/>
+          <w:sz w:val="24"/>
+          <w:lang w:val="en-US"/>
         </w:rPr>
       </w:pPr>
       <w:r>
@@ -2226,7 +2221,16 @@
           <w:sz w:val="24"/>
           <w:lang w:val="en-US"/>
         </w:rPr>
-        <w:t>: Final[</w:t>
+        <w:t xml:space="preserve">: </w:t>
+      </w:r>
+      <w:r>
+        <w:rPr>
+          <w:rFonts w:ascii="Courier New" w:hAnsi="Courier New" w:cs="Courier New"/>
+          <w:sz w:val="24"/>
+          <w:lang w:val="en-US"/>
+        </w:rPr>
+        <w:lastRenderedPageBreak/>
+        <w:t>Final[</w:t>
       </w:r>
       <w:proofErr w:type="spellStart"/>
       <w:r>
@@ -2244,7 +2248,1585 @@
           <w:sz w:val="24"/>
           <w:lang w:val="en-US"/>
         </w:rPr>
-        <w:t xml:space="preserve">] </w:t>
+        <w:t xml:space="preserve">] = </w:t>
+      </w:r>
+      <w:proofErr w:type="spellStart"/>
+      <w:r>
+        <w:rPr>
+          <w:rFonts w:ascii="Courier New" w:hAnsi="Courier New" w:cs="Courier New"/>
+          <w:sz w:val="24"/>
+          <w:lang w:val="en-US"/>
+        </w:rPr>
+        <w:t>elliptic_curve_service</w:t>
+      </w:r>
+      <w:proofErr w:type="spellEnd"/>
+      <w:r>
+        <w:rPr>
+          <w:rFonts w:ascii="Courier New" w:hAnsi="Courier New" w:cs="Courier New"/>
+          <w:sz w:val="24"/>
+          <w:lang w:val="en-US"/>
+        </w:rPr>
+        <w:br/>
+      </w:r>
+      <w:r>
+        <w:rPr>
+          <w:rFonts w:ascii="Courier New" w:hAnsi="Courier New" w:cs="Courier New"/>
+          <w:sz w:val="24"/>
+          <w:lang w:val="en-US"/>
+        </w:rPr>
+        <w:br/>
+        <w:t xml:space="preserve">    def __call__(</w:t>
+      </w:r>
+      <w:r>
+        <w:rPr>
+          <w:rFonts w:ascii="Courier New" w:hAnsi="Courier New" w:cs="Courier New"/>
+          <w:sz w:val="24"/>
+          <w:lang w:val="en-US"/>
+        </w:rPr>
+        <w:br/>
+        <w:t xml:space="preserve">        self,</w:t>
+      </w:r>
+      <w:r>
+        <w:rPr>
+          <w:rFonts w:ascii="Courier New" w:hAnsi="Courier New" w:cs="Courier New"/>
+          <w:sz w:val="24"/>
+          <w:lang w:val="en-US"/>
+        </w:rPr>
+        <w:br/>
+        <w:t xml:space="preserve">        command: </w:t>
+      </w:r>
+      <w:proofErr w:type="spellStart"/>
+      <w:r>
+        <w:rPr>
+          <w:rFonts w:ascii="Courier New" w:hAnsi="Courier New" w:cs="Courier New"/>
+          <w:sz w:val="24"/>
+          <w:lang w:val="en-US"/>
+        </w:rPr>
+        <w:t>GenerateEllipticCurveCommand</w:t>
+      </w:r>
+      <w:proofErr w:type="spellEnd"/>
+      <w:r>
+        <w:rPr>
+          <w:rFonts w:ascii="Courier New" w:hAnsi="Courier New" w:cs="Courier New"/>
+          <w:sz w:val="24"/>
+          <w:lang w:val="en-US"/>
+        </w:rPr>
+        <w:t>,</w:t>
+      </w:r>
+      <w:r>
+        <w:rPr>
+          <w:rFonts w:ascii="Courier New" w:hAnsi="Courier New" w:cs="Courier New"/>
+          <w:sz w:val="24"/>
+          <w:lang w:val="en-US"/>
+        </w:rPr>
+        <w:br/>
+        <w:t xml:space="preserve">    ) -&gt; </w:t>
+      </w:r>
+      <w:proofErr w:type="spellStart"/>
+      <w:r>
+        <w:rPr>
+          <w:rFonts w:ascii="Courier New" w:hAnsi="Courier New" w:cs="Courier New"/>
+          <w:sz w:val="24"/>
+          <w:lang w:val="en-US"/>
+        </w:rPr>
+        <w:t>EllipticCurve</w:t>
+      </w:r>
+      <w:proofErr w:type="spellEnd"/>
+      <w:r>
+        <w:rPr>
+          <w:rFonts w:ascii="Courier New" w:hAnsi="Courier New" w:cs="Courier New"/>
+          <w:sz w:val="24"/>
+          <w:lang w:val="en-US"/>
+        </w:rPr>
+        <w:t>:</w:t>
+      </w:r>
+      <w:r>
+        <w:rPr>
+          <w:rFonts w:ascii="Courier New" w:hAnsi="Courier New" w:cs="Courier New"/>
+          <w:sz w:val="24"/>
+          <w:lang w:val="en-US"/>
+        </w:rPr>
+        <w:br/>
+        <w:t xml:space="preserve">        </w:t>
+      </w:r>
+      <w:r>
+        <w:rPr>
+          <w:rFonts w:ascii="Courier New" w:hAnsi="Courier New" w:cs="Courier New"/>
+          <w:i/>
+          <w:iCs/>
+          <w:sz w:val="24"/>
+          <w:lang w:val="en-US"/>
+        </w:rPr>
+        <w:t>"""</w:t>
+      </w:r>
+      <w:r>
+        <w:rPr>
+          <w:rFonts w:ascii="Courier New" w:hAnsi="Courier New" w:cs="Courier New"/>
+          <w:i/>
+          <w:iCs/>
+          <w:sz w:val="24"/>
+          <w:lang w:val="en-US"/>
+        </w:rPr>
+        <w:br/>
+        <w:t xml:space="preserve">        </w:t>
+      </w:r>
+      <w:r>
+        <w:rPr>
+          <w:rFonts w:ascii="Courier New" w:hAnsi="Courier New" w:cs="Courier New"/>
+          <w:i/>
+          <w:iCs/>
+          <w:sz w:val="24"/>
+        </w:rPr>
+        <w:t>Обработать</w:t>
+      </w:r>
+      <w:r>
+        <w:rPr>
+          <w:rFonts w:ascii="Courier New" w:hAnsi="Courier New" w:cs="Courier New"/>
+          <w:i/>
+          <w:iCs/>
+          <w:sz w:val="24"/>
+          <w:lang w:val="en-US"/>
+        </w:rPr>
+        <w:t xml:space="preserve"> </w:t>
+      </w:r>
+      <w:r>
+        <w:rPr>
+          <w:rFonts w:ascii="Courier New" w:hAnsi="Courier New" w:cs="Courier New"/>
+          <w:i/>
+          <w:iCs/>
+          <w:sz w:val="24"/>
+        </w:rPr>
+        <w:t>команду</w:t>
+      </w:r>
+      <w:r>
+        <w:rPr>
+          <w:rFonts w:ascii="Courier New" w:hAnsi="Courier New" w:cs="Courier New"/>
+          <w:i/>
+          <w:iCs/>
+          <w:sz w:val="24"/>
+          <w:lang w:val="en-US"/>
+        </w:rPr>
+        <w:t xml:space="preserve"> </w:t>
+      </w:r>
+      <w:r>
+        <w:rPr>
+          <w:rFonts w:ascii="Courier New" w:hAnsi="Courier New" w:cs="Courier New"/>
+          <w:i/>
+          <w:iCs/>
+          <w:sz w:val="24"/>
+        </w:rPr>
+        <w:t>генерации</w:t>
+      </w:r>
+      <w:r>
+        <w:rPr>
+          <w:rFonts w:ascii="Courier New" w:hAnsi="Courier New" w:cs="Courier New"/>
+          <w:i/>
+          <w:iCs/>
+          <w:sz w:val="24"/>
+          <w:lang w:val="en-US"/>
+        </w:rPr>
+        <w:t xml:space="preserve"> </w:t>
+      </w:r>
+      <w:r>
+        <w:rPr>
+          <w:rFonts w:ascii="Courier New" w:hAnsi="Courier New" w:cs="Courier New"/>
+          <w:i/>
+          <w:iCs/>
+          <w:sz w:val="24"/>
+        </w:rPr>
+        <w:t>эллиптической</w:t>
+      </w:r>
+      <w:r>
+        <w:rPr>
+          <w:rFonts w:ascii="Courier New" w:hAnsi="Courier New" w:cs="Courier New"/>
+          <w:i/>
+          <w:iCs/>
+          <w:sz w:val="24"/>
+          <w:lang w:val="en-US"/>
+        </w:rPr>
+        <w:t xml:space="preserve"> </w:t>
+      </w:r>
+      <w:r>
+        <w:rPr>
+          <w:rFonts w:ascii="Courier New" w:hAnsi="Courier New" w:cs="Courier New"/>
+          <w:i/>
+          <w:iCs/>
+          <w:sz w:val="24"/>
+        </w:rPr>
+        <w:t>кривой</w:t>
+      </w:r>
+      <w:r>
+        <w:rPr>
+          <w:rFonts w:ascii="Courier New" w:hAnsi="Courier New" w:cs="Courier New"/>
+          <w:i/>
+          <w:iCs/>
+          <w:sz w:val="24"/>
+          <w:lang w:val="en-US"/>
+        </w:rPr>
+        <w:t>.</w:t>
+      </w:r>
+      <w:r>
+        <w:rPr>
+          <w:rFonts w:ascii="Courier New" w:hAnsi="Courier New" w:cs="Courier New"/>
+          <w:i/>
+          <w:iCs/>
+          <w:sz w:val="24"/>
+          <w:lang w:val="en-US"/>
+        </w:rPr>
+        <w:br/>
+      </w:r>
+      <w:r>
+        <w:rPr>
+          <w:rFonts w:ascii="Courier New" w:hAnsi="Courier New" w:cs="Courier New"/>
+          <w:i/>
+          <w:iCs/>
+          <w:sz w:val="24"/>
+          <w:lang w:val="en-US"/>
+        </w:rPr>
+        <w:br/>
+        <w:t xml:space="preserve">        :param command: </w:t>
+      </w:r>
+      <w:r>
+        <w:rPr>
+          <w:rFonts w:ascii="Courier New" w:hAnsi="Courier New" w:cs="Courier New"/>
+          <w:i/>
+          <w:iCs/>
+          <w:sz w:val="24"/>
+        </w:rPr>
+        <w:t>команда</w:t>
+      </w:r>
+      <w:r>
+        <w:rPr>
+          <w:rFonts w:ascii="Courier New" w:hAnsi="Courier New" w:cs="Courier New"/>
+          <w:i/>
+          <w:iCs/>
+          <w:sz w:val="24"/>
+          <w:lang w:val="en-US"/>
+        </w:rPr>
+        <w:t xml:space="preserve"> </w:t>
+      </w:r>
+      <w:r>
+        <w:rPr>
+          <w:rFonts w:ascii="Courier New" w:hAnsi="Courier New" w:cs="Courier New"/>
+          <w:i/>
+          <w:iCs/>
+          <w:sz w:val="24"/>
+        </w:rPr>
+        <w:t>с</w:t>
+      </w:r>
+      <w:r>
+        <w:rPr>
+          <w:rFonts w:ascii="Courier New" w:hAnsi="Courier New" w:cs="Courier New"/>
+          <w:i/>
+          <w:iCs/>
+          <w:sz w:val="24"/>
+          <w:lang w:val="en-US"/>
+        </w:rPr>
+        <w:t xml:space="preserve"> </w:t>
+      </w:r>
+      <w:r>
+        <w:rPr>
+          <w:rFonts w:ascii="Courier New" w:hAnsi="Courier New" w:cs="Courier New"/>
+          <w:i/>
+          <w:iCs/>
+          <w:sz w:val="24"/>
+        </w:rPr>
+        <w:t>параметрами</w:t>
+      </w:r>
+      <w:r>
+        <w:rPr>
+          <w:rFonts w:ascii="Courier New" w:hAnsi="Courier New" w:cs="Courier New"/>
+          <w:i/>
+          <w:iCs/>
+          <w:sz w:val="24"/>
+          <w:lang w:val="en-US"/>
+        </w:rPr>
+        <w:t xml:space="preserve"> </w:t>
+      </w:r>
+      <w:r>
+        <w:rPr>
+          <w:rFonts w:ascii="Courier New" w:hAnsi="Courier New" w:cs="Courier New"/>
+          <w:i/>
+          <w:iCs/>
+          <w:sz w:val="24"/>
+        </w:rPr>
+        <w:t>кривой</w:t>
+      </w:r>
+      <w:r>
+        <w:rPr>
+          <w:rFonts w:ascii="Courier New" w:hAnsi="Courier New" w:cs="Courier New"/>
+          <w:i/>
+          <w:iCs/>
+          <w:sz w:val="24"/>
+          <w:lang w:val="en-US"/>
+        </w:rPr>
+        <w:br/>
+        <w:t xml:space="preserve">        :return: </w:t>
+      </w:r>
+      <w:r>
+        <w:rPr>
+          <w:rFonts w:ascii="Courier New" w:hAnsi="Courier New" w:cs="Courier New"/>
+          <w:i/>
+          <w:iCs/>
+          <w:sz w:val="24"/>
+        </w:rPr>
+        <w:t>сгенерированная</w:t>
+      </w:r>
+      <w:r>
+        <w:rPr>
+          <w:rFonts w:ascii="Courier New" w:hAnsi="Courier New" w:cs="Courier New"/>
+          <w:i/>
+          <w:iCs/>
+          <w:sz w:val="24"/>
+          <w:lang w:val="en-US"/>
+        </w:rPr>
+        <w:t xml:space="preserve"> </w:t>
+      </w:r>
+      <w:r>
+        <w:rPr>
+          <w:rFonts w:ascii="Courier New" w:hAnsi="Courier New" w:cs="Courier New"/>
+          <w:i/>
+          <w:iCs/>
+          <w:sz w:val="24"/>
+        </w:rPr>
+        <w:t>эллиптическая</w:t>
+      </w:r>
+      <w:r>
+        <w:rPr>
+          <w:rFonts w:ascii="Courier New" w:hAnsi="Courier New" w:cs="Courier New"/>
+          <w:i/>
+          <w:iCs/>
+          <w:sz w:val="24"/>
+          <w:lang w:val="en-US"/>
+        </w:rPr>
+        <w:t xml:space="preserve"> </w:t>
+      </w:r>
+      <w:r>
+        <w:rPr>
+          <w:rFonts w:ascii="Courier New" w:hAnsi="Courier New" w:cs="Courier New"/>
+          <w:i/>
+          <w:iCs/>
+          <w:sz w:val="24"/>
+        </w:rPr>
+        <w:t>кривая</w:t>
+      </w:r>
+      <w:r>
+        <w:rPr>
+          <w:rFonts w:ascii="Courier New" w:hAnsi="Courier New" w:cs="Courier New"/>
+          <w:i/>
+          <w:iCs/>
+          <w:sz w:val="24"/>
+          <w:lang w:val="en-US"/>
+        </w:rPr>
+        <w:br/>
+        <w:t xml:space="preserve">        """</w:t>
+      </w:r>
+      <w:r>
+        <w:rPr>
+          <w:rFonts w:ascii="Courier New" w:hAnsi="Courier New" w:cs="Courier New"/>
+          <w:i/>
+          <w:iCs/>
+          <w:sz w:val="24"/>
+          <w:lang w:val="en-US"/>
+        </w:rPr>
+        <w:br/>
+        <w:t xml:space="preserve">        </w:t>
+      </w:r>
+      <w:r>
+        <w:rPr>
+          <w:rFonts w:ascii="Courier New" w:hAnsi="Courier New" w:cs="Courier New"/>
+          <w:sz w:val="24"/>
+          <w:lang w:val="en-US"/>
+        </w:rPr>
+        <w:t>logger.info(</w:t>
+      </w:r>
+      <w:r>
+        <w:rPr>
+          <w:rFonts w:ascii="Courier New" w:hAnsi="Courier New" w:cs="Courier New"/>
+          <w:sz w:val="24"/>
+          <w:lang w:val="en-US"/>
+        </w:rPr>
+        <w:br/>
+        <w:t xml:space="preserve">            "</w:t>
+      </w:r>
+      <w:r>
+        <w:rPr>
+          <w:rFonts w:ascii="Courier New" w:hAnsi="Courier New" w:cs="Courier New"/>
+          <w:sz w:val="24"/>
+        </w:rPr>
+        <w:t>Начинается</w:t>
+      </w:r>
+      <w:r>
+        <w:rPr>
+          <w:rFonts w:ascii="Courier New" w:hAnsi="Courier New" w:cs="Courier New"/>
+          <w:sz w:val="24"/>
+          <w:lang w:val="en-US"/>
+        </w:rPr>
+        <w:t xml:space="preserve"> </w:t>
+      </w:r>
+      <w:r>
+        <w:rPr>
+          <w:rFonts w:ascii="Courier New" w:hAnsi="Courier New" w:cs="Courier New"/>
+          <w:sz w:val="24"/>
+        </w:rPr>
+        <w:t>генерация</w:t>
+      </w:r>
+      <w:r>
+        <w:rPr>
+          <w:rFonts w:ascii="Courier New" w:hAnsi="Courier New" w:cs="Courier New"/>
+          <w:sz w:val="24"/>
+          <w:lang w:val="en-US"/>
+        </w:rPr>
+        <w:t xml:space="preserve"> </w:t>
+      </w:r>
+      <w:r>
+        <w:rPr>
+          <w:rFonts w:ascii="Courier New" w:hAnsi="Courier New" w:cs="Courier New"/>
+          <w:sz w:val="24"/>
+        </w:rPr>
+        <w:t>эллиптической</w:t>
+      </w:r>
+      <w:r>
+        <w:rPr>
+          <w:rFonts w:ascii="Courier New" w:hAnsi="Courier New" w:cs="Courier New"/>
+          <w:sz w:val="24"/>
+          <w:lang w:val="en-US"/>
+        </w:rPr>
+        <w:t xml:space="preserve"> </w:t>
+      </w:r>
+      <w:r>
+        <w:rPr>
+          <w:rFonts w:ascii="Courier New" w:hAnsi="Courier New" w:cs="Courier New"/>
+          <w:sz w:val="24"/>
+        </w:rPr>
+        <w:t>кривой</w:t>
+      </w:r>
+      <w:r>
+        <w:rPr>
+          <w:rFonts w:ascii="Courier New" w:hAnsi="Courier New" w:cs="Courier New"/>
+          <w:sz w:val="24"/>
+          <w:lang w:val="en-US"/>
+        </w:rPr>
+        <w:t>. "</w:t>
+      </w:r>
+      <w:r>
+        <w:rPr>
+          <w:rFonts w:ascii="Courier New" w:hAnsi="Courier New" w:cs="Courier New"/>
+          <w:sz w:val="24"/>
+          <w:lang w:val="en-US"/>
+        </w:rPr>
+        <w:br/>
+        <w:t xml:space="preserve">            "</w:t>
+      </w:r>
+      <w:r>
+        <w:rPr>
+          <w:rFonts w:ascii="Courier New" w:hAnsi="Courier New" w:cs="Courier New"/>
+          <w:sz w:val="24"/>
+        </w:rPr>
+        <w:t>Параметры</w:t>
+      </w:r>
+      <w:r>
+        <w:rPr>
+          <w:rFonts w:ascii="Courier New" w:hAnsi="Courier New" w:cs="Courier New"/>
+          <w:sz w:val="24"/>
+          <w:lang w:val="en-US"/>
+        </w:rPr>
+        <w:t xml:space="preserve">: a=%s, b=%s, </w:t>
+      </w:r>
+      <w:proofErr w:type="spellStart"/>
+      <w:r>
+        <w:rPr>
+          <w:rFonts w:ascii="Courier New" w:hAnsi="Courier New" w:cs="Courier New"/>
+          <w:sz w:val="24"/>
+          <w:lang w:val="en-US"/>
+        </w:rPr>
+        <w:t>x_min</w:t>
+      </w:r>
+      <w:proofErr w:type="spellEnd"/>
+      <w:r>
+        <w:rPr>
+          <w:rFonts w:ascii="Courier New" w:hAnsi="Courier New" w:cs="Courier New"/>
+          <w:sz w:val="24"/>
+          <w:lang w:val="en-US"/>
+        </w:rPr>
+        <w:t xml:space="preserve">=%s, </w:t>
+      </w:r>
+      <w:proofErr w:type="spellStart"/>
+      <w:r>
+        <w:rPr>
+          <w:rFonts w:ascii="Courier New" w:hAnsi="Courier New" w:cs="Courier New"/>
+          <w:sz w:val="24"/>
+          <w:lang w:val="en-US"/>
+        </w:rPr>
+        <w:t>x_max</w:t>
+      </w:r>
+      <w:proofErr w:type="spellEnd"/>
+      <w:r>
+        <w:rPr>
+          <w:rFonts w:ascii="Courier New" w:hAnsi="Courier New" w:cs="Courier New"/>
+          <w:sz w:val="24"/>
+          <w:lang w:val="en-US"/>
+        </w:rPr>
+        <w:t>=%s, step=%s",</w:t>
+      </w:r>
+      <w:r>
+        <w:rPr>
+          <w:rFonts w:ascii="Courier New" w:hAnsi="Courier New" w:cs="Courier New"/>
+          <w:sz w:val="24"/>
+          <w:lang w:val="en-US"/>
+        </w:rPr>
+        <w:br/>
+        <w:t xml:space="preserve">            </w:t>
+      </w:r>
+      <w:proofErr w:type="spellStart"/>
+      <w:r>
+        <w:rPr>
+          <w:rFonts w:ascii="Courier New" w:hAnsi="Courier New" w:cs="Courier New"/>
+          <w:sz w:val="24"/>
+          <w:lang w:val="en-US"/>
+        </w:rPr>
+        <w:t>command.a</w:t>
+      </w:r>
+      <w:proofErr w:type="spellEnd"/>
+      <w:r>
+        <w:rPr>
+          <w:rFonts w:ascii="Courier New" w:hAnsi="Courier New" w:cs="Courier New"/>
+          <w:sz w:val="24"/>
+          <w:lang w:val="en-US"/>
+        </w:rPr>
+        <w:t>,</w:t>
+      </w:r>
+      <w:r>
+        <w:rPr>
+          <w:rFonts w:ascii="Courier New" w:hAnsi="Courier New" w:cs="Courier New"/>
+          <w:sz w:val="24"/>
+          <w:lang w:val="en-US"/>
+        </w:rPr>
+        <w:br/>
+        <w:t xml:space="preserve">            </w:t>
+      </w:r>
+      <w:proofErr w:type="spellStart"/>
+      <w:r>
+        <w:rPr>
+          <w:rFonts w:ascii="Courier New" w:hAnsi="Courier New" w:cs="Courier New"/>
+          <w:sz w:val="24"/>
+          <w:lang w:val="en-US"/>
+        </w:rPr>
+        <w:t>command.b</w:t>
+      </w:r>
+      <w:proofErr w:type="spellEnd"/>
+      <w:r>
+        <w:rPr>
+          <w:rFonts w:ascii="Courier New" w:hAnsi="Courier New" w:cs="Courier New"/>
+          <w:sz w:val="24"/>
+          <w:lang w:val="en-US"/>
+        </w:rPr>
+        <w:t>,</w:t>
+      </w:r>
+      <w:r>
+        <w:rPr>
+          <w:rFonts w:ascii="Courier New" w:hAnsi="Courier New" w:cs="Courier New"/>
+          <w:sz w:val="24"/>
+          <w:lang w:val="en-US"/>
+        </w:rPr>
+        <w:br/>
+        <w:t xml:space="preserve">            </w:t>
+      </w:r>
+      <w:proofErr w:type="spellStart"/>
+      <w:r>
+        <w:rPr>
+          <w:rFonts w:ascii="Courier New" w:hAnsi="Courier New" w:cs="Courier New"/>
+          <w:sz w:val="24"/>
+          <w:lang w:val="en-US"/>
+        </w:rPr>
+        <w:t>command.x_min</w:t>
+      </w:r>
+      <w:proofErr w:type="spellEnd"/>
+      <w:r>
+        <w:rPr>
+          <w:rFonts w:ascii="Courier New" w:hAnsi="Courier New" w:cs="Courier New"/>
+          <w:sz w:val="24"/>
+          <w:lang w:val="en-US"/>
+        </w:rPr>
+        <w:t>,</w:t>
+      </w:r>
+      <w:r>
+        <w:rPr>
+          <w:rFonts w:ascii="Courier New" w:hAnsi="Courier New" w:cs="Courier New"/>
+          <w:sz w:val="24"/>
+          <w:lang w:val="en-US"/>
+        </w:rPr>
+        <w:br/>
+        <w:t xml:space="preserve">            </w:t>
+      </w:r>
+      <w:proofErr w:type="spellStart"/>
+      <w:r>
+        <w:rPr>
+          <w:rFonts w:ascii="Courier New" w:hAnsi="Courier New" w:cs="Courier New"/>
+          <w:sz w:val="24"/>
+          <w:lang w:val="en-US"/>
+        </w:rPr>
+        <w:t>command.x_max</w:t>
+      </w:r>
+      <w:proofErr w:type="spellEnd"/>
+      <w:r>
+        <w:rPr>
+          <w:rFonts w:ascii="Courier New" w:hAnsi="Courier New" w:cs="Courier New"/>
+          <w:sz w:val="24"/>
+          <w:lang w:val="en-US"/>
+        </w:rPr>
+        <w:t>,</w:t>
+      </w:r>
+      <w:r>
+        <w:rPr>
+          <w:rFonts w:ascii="Courier New" w:hAnsi="Courier New" w:cs="Courier New"/>
+          <w:sz w:val="24"/>
+          <w:lang w:val="en-US"/>
+        </w:rPr>
+        <w:br/>
+        <w:t xml:space="preserve">            </w:t>
+      </w:r>
+      <w:proofErr w:type="spellStart"/>
+      <w:r>
+        <w:rPr>
+          <w:rFonts w:ascii="Courier New" w:hAnsi="Courier New" w:cs="Courier New"/>
+          <w:sz w:val="24"/>
+          <w:lang w:val="en-US"/>
+        </w:rPr>
+        <w:t>command.step</w:t>
+      </w:r>
+      <w:proofErr w:type="spellEnd"/>
+      <w:r>
+        <w:rPr>
+          <w:rFonts w:ascii="Courier New" w:hAnsi="Courier New" w:cs="Courier New"/>
+          <w:sz w:val="24"/>
+          <w:lang w:val="en-US"/>
+        </w:rPr>
+        <w:t>,</w:t>
+      </w:r>
+      <w:r>
+        <w:rPr>
+          <w:rFonts w:ascii="Courier New" w:hAnsi="Courier New" w:cs="Courier New"/>
+          <w:sz w:val="24"/>
+          <w:lang w:val="en-US"/>
+        </w:rPr>
+        <w:br/>
+        <w:t xml:space="preserve">        )</w:t>
+      </w:r>
+      <w:r>
+        <w:rPr>
+          <w:rFonts w:ascii="Courier New" w:hAnsi="Courier New" w:cs="Courier New"/>
+          <w:sz w:val="24"/>
+          <w:lang w:val="en-US"/>
+        </w:rPr>
+        <w:br/>
+      </w:r>
+      <w:r>
+        <w:rPr>
+          <w:rFonts w:ascii="Courier New" w:hAnsi="Courier New" w:cs="Courier New"/>
+          <w:sz w:val="24"/>
+          <w:lang w:val="en-US"/>
+        </w:rPr>
+        <w:br/>
+        <w:t xml:space="preserve">        # </w:t>
+      </w:r>
+      <w:r>
+        <w:rPr>
+          <w:rFonts w:ascii="Courier New" w:hAnsi="Courier New" w:cs="Courier New"/>
+          <w:sz w:val="24"/>
+        </w:rPr>
+        <w:t>Создаем</w:t>
+      </w:r>
+      <w:r>
+        <w:rPr>
+          <w:rFonts w:ascii="Courier New" w:hAnsi="Courier New" w:cs="Courier New"/>
+          <w:sz w:val="24"/>
+          <w:lang w:val="en-US"/>
+        </w:rPr>
+        <w:t xml:space="preserve"> value object</w:t>
+      </w:r>
+      <w:r>
+        <w:rPr>
+          <w:rFonts w:ascii="Courier New" w:hAnsi="Courier New" w:cs="Courier New"/>
+          <w:sz w:val="24"/>
+          <w:lang w:val="en-US"/>
+        </w:rPr>
+        <w:br/>
+        <w:t xml:space="preserve">        parameters = </w:t>
+      </w:r>
+      <w:proofErr w:type="spellStart"/>
+      <w:r>
+        <w:rPr>
+          <w:rFonts w:ascii="Courier New" w:hAnsi="Courier New" w:cs="Courier New"/>
+          <w:sz w:val="24"/>
+          <w:lang w:val="en-US"/>
+        </w:rPr>
+        <w:t>CurveParameters</w:t>
+      </w:r>
+      <w:proofErr w:type="spellEnd"/>
+      <w:r>
+        <w:rPr>
+          <w:rFonts w:ascii="Courier New" w:hAnsi="Courier New" w:cs="Courier New"/>
+          <w:sz w:val="24"/>
+          <w:lang w:val="en-US"/>
+        </w:rPr>
+        <w:t>(a=</w:t>
+      </w:r>
+      <w:proofErr w:type="spellStart"/>
+      <w:r>
+        <w:rPr>
+          <w:rFonts w:ascii="Courier New" w:hAnsi="Courier New" w:cs="Courier New"/>
+          <w:sz w:val="24"/>
+          <w:lang w:val="en-US"/>
+        </w:rPr>
+        <w:t>command.a</w:t>
+      </w:r>
+      <w:proofErr w:type="spellEnd"/>
+      <w:r>
+        <w:rPr>
+          <w:rFonts w:ascii="Courier New" w:hAnsi="Courier New" w:cs="Courier New"/>
+          <w:sz w:val="24"/>
+          <w:lang w:val="en-US"/>
+        </w:rPr>
+        <w:t>, b=</w:t>
+      </w:r>
+      <w:proofErr w:type="spellStart"/>
+      <w:r>
+        <w:rPr>
+          <w:rFonts w:ascii="Courier New" w:hAnsi="Courier New" w:cs="Courier New"/>
+          <w:sz w:val="24"/>
+          <w:lang w:val="en-US"/>
+        </w:rPr>
+        <w:t>command.b</w:t>
+      </w:r>
+      <w:proofErr w:type="spellEnd"/>
+      <w:r>
+        <w:rPr>
+          <w:rFonts w:ascii="Courier New" w:hAnsi="Courier New" w:cs="Courier New"/>
+          <w:sz w:val="24"/>
+          <w:lang w:val="en-US"/>
+        </w:rPr>
+        <w:t>)</w:t>
+      </w:r>
+      <w:r>
+        <w:rPr>
+          <w:rFonts w:ascii="Courier New" w:hAnsi="Courier New" w:cs="Courier New"/>
+          <w:sz w:val="24"/>
+          <w:lang w:val="en-US"/>
+        </w:rPr>
+        <w:br/>
+        <w:t xml:space="preserve">        logger.info("</w:t>
+      </w:r>
+      <w:r>
+        <w:rPr>
+          <w:rFonts w:ascii="Courier New" w:hAnsi="Courier New" w:cs="Courier New"/>
+          <w:sz w:val="24"/>
+        </w:rPr>
+        <w:t>Создан</w:t>
+      </w:r>
+      <w:r>
+        <w:rPr>
+          <w:rFonts w:ascii="Courier New" w:hAnsi="Courier New" w:cs="Courier New"/>
+          <w:sz w:val="24"/>
+          <w:lang w:val="en-US"/>
+        </w:rPr>
+        <w:t xml:space="preserve"> </w:t>
+      </w:r>
+      <w:r>
+        <w:rPr>
+          <w:rFonts w:ascii="Courier New" w:hAnsi="Courier New" w:cs="Courier New"/>
+          <w:sz w:val="24"/>
+        </w:rPr>
+        <w:t>объект</w:t>
+      </w:r>
+      <w:r>
+        <w:rPr>
+          <w:rFonts w:ascii="Courier New" w:hAnsi="Courier New" w:cs="Courier New"/>
+          <w:sz w:val="24"/>
+          <w:lang w:val="en-US"/>
+        </w:rPr>
+        <w:t xml:space="preserve"> </w:t>
+      </w:r>
+      <w:proofErr w:type="spellStart"/>
+      <w:r>
+        <w:rPr>
+          <w:rFonts w:ascii="Courier New" w:hAnsi="Courier New" w:cs="Courier New"/>
+          <w:sz w:val="24"/>
+          <w:lang w:val="en-US"/>
+        </w:rPr>
+        <w:t>CurveParameters</w:t>
+      </w:r>
+      <w:proofErr w:type="spellEnd"/>
+      <w:r>
+        <w:rPr>
+          <w:rFonts w:ascii="Courier New" w:hAnsi="Courier New" w:cs="Courier New"/>
+          <w:sz w:val="24"/>
+          <w:lang w:val="en-US"/>
+        </w:rPr>
+        <w:t>: %s", parameters)</w:t>
+      </w:r>
+      <w:r>
+        <w:rPr>
+          <w:rFonts w:ascii="Courier New" w:hAnsi="Courier New" w:cs="Courier New"/>
+          <w:sz w:val="24"/>
+          <w:lang w:val="en-US"/>
+        </w:rPr>
+        <w:br/>
+      </w:r>
+      <w:r>
+        <w:rPr>
+          <w:rFonts w:ascii="Courier New" w:hAnsi="Courier New" w:cs="Courier New"/>
+          <w:sz w:val="24"/>
+          <w:lang w:val="en-US"/>
+        </w:rPr>
+        <w:br/>
+        <w:t xml:space="preserve">        # </w:t>
+      </w:r>
+      <w:r>
+        <w:rPr>
+          <w:rFonts w:ascii="Courier New" w:hAnsi="Courier New" w:cs="Courier New"/>
+          <w:sz w:val="24"/>
+        </w:rPr>
+        <w:t>Генерируем</w:t>
+      </w:r>
+      <w:r>
+        <w:rPr>
+          <w:rFonts w:ascii="Courier New" w:hAnsi="Courier New" w:cs="Courier New"/>
+          <w:sz w:val="24"/>
+          <w:lang w:val="en-US"/>
+        </w:rPr>
+        <w:t xml:space="preserve"> </w:t>
+      </w:r>
+      <w:r>
+        <w:rPr>
+          <w:rFonts w:ascii="Courier New" w:hAnsi="Courier New" w:cs="Courier New"/>
+          <w:sz w:val="24"/>
+        </w:rPr>
+        <w:t>кривую</w:t>
+      </w:r>
+      <w:r>
+        <w:rPr>
+          <w:rFonts w:ascii="Courier New" w:hAnsi="Courier New" w:cs="Courier New"/>
+          <w:sz w:val="24"/>
+          <w:lang w:val="en-US"/>
+        </w:rPr>
+        <w:br/>
+        <w:t xml:space="preserve">        curve: </w:t>
+      </w:r>
+      <w:proofErr w:type="spellStart"/>
+      <w:r>
+        <w:rPr>
+          <w:rFonts w:ascii="Courier New" w:hAnsi="Courier New" w:cs="Courier New"/>
+          <w:sz w:val="24"/>
+          <w:lang w:val="en-US"/>
+        </w:rPr>
+        <w:t>EllipticCurve</w:t>
+      </w:r>
+      <w:proofErr w:type="spellEnd"/>
+      <w:r>
+        <w:rPr>
+          <w:rFonts w:ascii="Courier New" w:hAnsi="Courier New" w:cs="Courier New"/>
+          <w:sz w:val="24"/>
+          <w:lang w:val="en-US"/>
+        </w:rPr>
+        <w:t xml:space="preserve"> = self._</w:t>
+      </w:r>
+      <w:proofErr w:type="spellStart"/>
+      <w:r>
+        <w:rPr>
+          <w:rFonts w:ascii="Courier New" w:hAnsi="Courier New" w:cs="Courier New"/>
+          <w:sz w:val="24"/>
+          <w:lang w:val="en-US"/>
+        </w:rPr>
+        <w:t>elliptic_curve_service.generate_curve</w:t>
+      </w:r>
+      <w:proofErr w:type="spellEnd"/>
+      <w:r>
+        <w:rPr>
+          <w:rFonts w:ascii="Courier New" w:hAnsi="Courier New" w:cs="Courier New"/>
+          <w:sz w:val="24"/>
+          <w:lang w:val="en-US"/>
+        </w:rPr>
+        <w:t>(</w:t>
+      </w:r>
+      <w:r>
+        <w:rPr>
+          <w:rFonts w:ascii="Courier New" w:hAnsi="Courier New" w:cs="Courier New"/>
+          <w:sz w:val="24"/>
+          <w:lang w:val="en-US"/>
+        </w:rPr>
+        <w:br/>
+        <w:t xml:space="preserve">            parameters=parameters,</w:t>
+      </w:r>
+      <w:r>
+        <w:rPr>
+          <w:rFonts w:ascii="Courier New" w:hAnsi="Courier New" w:cs="Courier New"/>
+          <w:sz w:val="24"/>
+          <w:lang w:val="en-US"/>
+        </w:rPr>
+        <w:br/>
+        <w:t xml:space="preserve">            </w:t>
+      </w:r>
+      <w:proofErr w:type="spellStart"/>
+      <w:r>
+        <w:rPr>
+          <w:rFonts w:ascii="Courier New" w:hAnsi="Courier New" w:cs="Courier New"/>
+          <w:sz w:val="24"/>
+          <w:lang w:val="en-US"/>
+        </w:rPr>
+        <w:t>x_min</w:t>
+      </w:r>
+      <w:proofErr w:type="spellEnd"/>
+      <w:r>
+        <w:rPr>
+          <w:rFonts w:ascii="Courier New" w:hAnsi="Courier New" w:cs="Courier New"/>
+          <w:sz w:val="24"/>
+          <w:lang w:val="en-US"/>
+        </w:rPr>
+        <w:t>=</w:t>
+      </w:r>
+      <w:proofErr w:type="spellStart"/>
+      <w:r>
+        <w:rPr>
+          <w:rFonts w:ascii="Courier New" w:hAnsi="Courier New" w:cs="Courier New"/>
+          <w:sz w:val="24"/>
+          <w:lang w:val="en-US"/>
+        </w:rPr>
+        <w:t>command.x_min</w:t>
+      </w:r>
+      <w:proofErr w:type="spellEnd"/>
+      <w:r>
+        <w:rPr>
+          <w:rFonts w:ascii="Courier New" w:hAnsi="Courier New" w:cs="Courier New"/>
+          <w:sz w:val="24"/>
+          <w:lang w:val="en-US"/>
+        </w:rPr>
+        <w:t>,</w:t>
+      </w:r>
+      <w:r>
+        <w:rPr>
+          <w:rFonts w:ascii="Courier New" w:hAnsi="Courier New" w:cs="Courier New"/>
+          <w:sz w:val="24"/>
+          <w:lang w:val="en-US"/>
+        </w:rPr>
+        <w:br/>
+        <w:t xml:space="preserve">            </w:t>
+      </w:r>
+      <w:proofErr w:type="spellStart"/>
+      <w:r>
+        <w:rPr>
+          <w:rFonts w:ascii="Courier New" w:hAnsi="Courier New" w:cs="Courier New"/>
+          <w:sz w:val="24"/>
+          <w:lang w:val="en-US"/>
+        </w:rPr>
+        <w:t>x_max</w:t>
+      </w:r>
+      <w:proofErr w:type="spellEnd"/>
+      <w:r>
+        <w:rPr>
+          <w:rFonts w:ascii="Courier New" w:hAnsi="Courier New" w:cs="Courier New"/>
+          <w:sz w:val="24"/>
+          <w:lang w:val="en-US"/>
+        </w:rPr>
+        <w:t>=</w:t>
+      </w:r>
+      <w:proofErr w:type="spellStart"/>
+      <w:r>
+        <w:rPr>
+          <w:rFonts w:ascii="Courier New" w:hAnsi="Courier New" w:cs="Courier New"/>
+          <w:sz w:val="24"/>
+          <w:lang w:val="en-US"/>
+        </w:rPr>
+        <w:t>command.x_max</w:t>
+      </w:r>
+      <w:proofErr w:type="spellEnd"/>
+      <w:r>
+        <w:rPr>
+          <w:rFonts w:ascii="Courier New" w:hAnsi="Courier New" w:cs="Courier New"/>
+          <w:sz w:val="24"/>
+          <w:lang w:val="en-US"/>
+        </w:rPr>
+        <w:t>,</w:t>
+      </w:r>
+      <w:r>
+        <w:rPr>
+          <w:rFonts w:ascii="Courier New" w:hAnsi="Courier New" w:cs="Courier New"/>
+          <w:sz w:val="24"/>
+          <w:lang w:val="en-US"/>
+        </w:rPr>
+        <w:br/>
+        <w:t xml:space="preserve">            step=</w:t>
+      </w:r>
+      <w:proofErr w:type="spellStart"/>
+      <w:r>
+        <w:rPr>
+          <w:rFonts w:ascii="Courier New" w:hAnsi="Courier New" w:cs="Courier New"/>
+          <w:sz w:val="24"/>
+          <w:lang w:val="en-US"/>
+        </w:rPr>
+        <w:t>command.step</w:t>
+      </w:r>
+      <w:proofErr w:type="spellEnd"/>
+      <w:r>
+        <w:rPr>
+          <w:rFonts w:ascii="Courier New" w:hAnsi="Courier New" w:cs="Courier New"/>
+          <w:sz w:val="24"/>
+          <w:lang w:val="en-US"/>
+        </w:rPr>
+        <w:t>,</w:t>
+      </w:r>
+      <w:r>
+        <w:rPr>
+          <w:rFonts w:ascii="Courier New" w:hAnsi="Courier New" w:cs="Courier New"/>
+          <w:sz w:val="24"/>
+          <w:lang w:val="en-US"/>
+        </w:rPr>
+        <w:br/>
+        <w:t xml:space="preserve">        )</w:t>
+      </w:r>
+      <w:r>
+        <w:rPr>
+          <w:rFonts w:ascii="Courier New" w:hAnsi="Courier New" w:cs="Courier New"/>
+          <w:sz w:val="24"/>
+          <w:lang w:val="en-US"/>
+        </w:rPr>
+        <w:br/>
+      </w:r>
+      <w:r>
+        <w:rPr>
+          <w:rFonts w:ascii="Courier New" w:hAnsi="Courier New" w:cs="Courier New"/>
+          <w:sz w:val="24"/>
+          <w:lang w:val="en-US"/>
+        </w:rPr>
+        <w:br/>
+        <w:t xml:space="preserve">        logger.info("</w:t>
+      </w:r>
+      <w:r>
+        <w:rPr>
+          <w:rFonts w:ascii="Courier New" w:hAnsi="Courier New" w:cs="Courier New"/>
+          <w:sz w:val="24"/>
+        </w:rPr>
+        <w:t>Эллиптическая</w:t>
+      </w:r>
+      <w:r>
+        <w:rPr>
+          <w:rFonts w:ascii="Courier New" w:hAnsi="Courier New" w:cs="Courier New"/>
+          <w:sz w:val="24"/>
+          <w:lang w:val="en-US"/>
+        </w:rPr>
+        <w:t xml:space="preserve"> </w:t>
+      </w:r>
+      <w:r>
+        <w:rPr>
+          <w:rFonts w:ascii="Courier New" w:hAnsi="Courier New" w:cs="Courier New"/>
+          <w:sz w:val="24"/>
+        </w:rPr>
+        <w:t>кривая</w:t>
+      </w:r>
+      <w:r>
+        <w:rPr>
+          <w:rFonts w:ascii="Courier New" w:hAnsi="Courier New" w:cs="Courier New"/>
+          <w:sz w:val="24"/>
+          <w:lang w:val="en-US"/>
+        </w:rPr>
+        <w:t xml:space="preserve"> </w:t>
+      </w:r>
+      <w:r>
+        <w:rPr>
+          <w:rFonts w:ascii="Courier New" w:hAnsi="Courier New" w:cs="Courier New"/>
+          <w:sz w:val="24"/>
+        </w:rPr>
+        <w:t>сгенерирована</w:t>
+      </w:r>
+      <w:r>
+        <w:rPr>
+          <w:rFonts w:ascii="Courier New" w:hAnsi="Courier New" w:cs="Courier New"/>
+          <w:sz w:val="24"/>
+          <w:lang w:val="en-US"/>
+        </w:rPr>
+        <w:t>. ID: %s", curve.id)</w:t>
+      </w:r>
+      <w:r>
+        <w:rPr>
+          <w:rFonts w:ascii="Courier New" w:hAnsi="Courier New" w:cs="Courier New"/>
+          <w:sz w:val="24"/>
+          <w:lang w:val="en-US"/>
+        </w:rPr>
+        <w:br/>
+        <w:t xml:space="preserve">        </w:t>
+      </w:r>
+      <w:proofErr w:type="gramStart"/>
+      <w:r>
+        <w:rPr>
+          <w:rFonts w:ascii="Courier New" w:hAnsi="Courier New" w:cs="Courier New"/>
+          <w:sz w:val="24"/>
+          <w:lang w:val="en-US"/>
+        </w:rPr>
+        <w:t>logger.info(</w:t>
+      </w:r>
+      <w:proofErr w:type="gramEnd"/>
+      <w:r>
+        <w:rPr>
+          <w:rFonts w:ascii="Courier New" w:hAnsi="Courier New" w:cs="Courier New"/>
+          <w:sz w:val="24"/>
+          <w:lang w:val="en-US"/>
+        </w:rPr>
+        <w:br/>
+        <w:t xml:space="preserve">            "</w:t>
+      </w:r>
+      <w:r>
+        <w:rPr>
+          <w:rFonts w:ascii="Courier New" w:hAnsi="Courier New" w:cs="Courier New"/>
+          <w:sz w:val="24"/>
+        </w:rPr>
+        <w:t>Статус</w:t>
+      </w:r>
+      <w:r>
+        <w:rPr>
+          <w:rFonts w:ascii="Courier New" w:hAnsi="Courier New" w:cs="Courier New"/>
+          <w:sz w:val="24"/>
+          <w:lang w:val="en-US"/>
+        </w:rPr>
+        <w:t xml:space="preserve"> </w:t>
+      </w:r>
+      <w:r>
+        <w:rPr>
+          <w:rFonts w:ascii="Courier New" w:hAnsi="Courier New" w:cs="Courier New"/>
+          <w:sz w:val="24"/>
+        </w:rPr>
+        <w:t>сингулярности</w:t>
+      </w:r>
+      <w:r>
+        <w:rPr>
+          <w:rFonts w:ascii="Courier New" w:hAnsi="Courier New" w:cs="Courier New"/>
+          <w:sz w:val="24"/>
+          <w:lang w:val="en-US"/>
+        </w:rPr>
+        <w:t xml:space="preserve">: %s, </w:t>
+      </w:r>
+      <w:r>
+        <w:rPr>
+          <w:rFonts w:ascii="Courier New" w:hAnsi="Courier New" w:cs="Courier New"/>
+          <w:sz w:val="24"/>
+        </w:rPr>
+        <w:t>Дискриминант</w:t>
+      </w:r>
+      <w:r>
+        <w:rPr>
+          <w:rFonts w:ascii="Courier New" w:hAnsi="Courier New" w:cs="Courier New"/>
+          <w:sz w:val="24"/>
+          <w:lang w:val="en-US"/>
+        </w:rPr>
+        <w:t>: %s",</w:t>
+      </w:r>
+      <w:r>
+        <w:rPr>
+          <w:rFonts w:ascii="Courier New" w:hAnsi="Courier New" w:cs="Courier New"/>
+          <w:sz w:val="24"/>
+          <w:lang w:val="en-US"/>
+        </w:rPr>
+        <w:br/>
+        <w:t xml:space="preserve">            </w:t>
+      </w:r>
+      <w:proofErr w:type="spellStart"/>
+      <w:proofErr w:type="gramStart"/>
+      <w:r>
+        <w:rPr>
+          <w:rFonts w:ascii="Courier New" w:hAnsi="Courier New" w:cs="Courier New"/>
+          <w:sz w:val="24"/>
+          <w:lang w:val="en-US"/>
+        </w:rPr>
+        <w:t>curve.singularity</w:t>
+      </w:r>
+      <w:proofErr w:type="gramEnd"/>
+      <w:r>
+        <w:rPr>
+          <w:rFonts w:ascii="Courier New" w:hAnsi="Courier New" w:cs="Courier New"/>
+          <w:sz w:val="24"/>
+          <w:lang w:val="en-US"/>
+        </w:rPr>
+        <w:t>_status.value</w:t>
+      </w:r>
+      <w:proofErr w:type="spellEnd"/>
+      <w:r>
+        <w:rPr>
+          <w:rFonts w:ascii="Courier New" w:hAnsi="Courier New" w:cs="Courier New"/>
+          <w:sz w:val="24"/>
+          <w:lang w:val="en-US"/>
+        </w:rPr>
+        <w:t>,</w:t>
+      </w:r>
+      <w:r>
+        <w:rPr>
+          <w:rFonts w:ascii="Courier New" w:hAnsi="Courier New" w:cs="Courier New"/>
+          <w:sz w:val="24"/>
+          <w:lang w:val="en-US"/>
+        </w:rPr>
+        <w:br/>
+        <w:t xml:space="preserve">            </w:t>
+      </w:r>
+      <w:proofErr w:type="spellStart"/>
+      <w:proofErr w:type="gramStart"/>
+      <w:r>
+        <w:rPr>
+          <w:rFonts w:ascii="Courier New" w:hAnsi="Courier New" w:cs="Courier New"/>
+          <w:sz w:val="24"/>
+          <w:lang w:val="en-US"/>
+        </w:rPr>
+        <w:t>curve.discriminant</w:t>
+      </w:r>
+      <w:proofErr w:type="spellEnd"/>
+      <w:proofErr w:type="gramEnd"/>
+      <w:r>
+        <w:rPr>
+          <w:rFonts w:ascii="Courier New" w:hAnsi="Courier New" w:cs="Courier New"/>
+          <w:sz w:val="24"/>
+          <w:lang w:val="en-US"/>
+        </w:rPr>
+        <w:t>,</w:t>
+      </w:r>
+      <w:r>
+        <w:rPr>
+          <w:rFonts w:ascii="Courier New" w:hAnsi="Courier New" w:cs="Courier New"/>
+          <w:sz w:val="24"/>
+          <w:lang w:val="en-US"/>
+        </w:rPr>
+        <w:br/>
+        <w:t xml:space="preserve">      </w:t>
+      </w:r>
+      <w:proofErr w:type="gramStart"/>
+      <w:r>
+        <w:rPr>
+          <w:rFonts w:ascii="Courier New" w:hAnsi="Courier New" w:cs="Courier New"/>
+          <w:sz w:val="24"/>
+          <w:lang w:val="en-US"/>
+        </w:rPr>
+        <w:t xml:space="preserve">  )</w:t>
+      </w:r>
+      <w:proofErr w:type="gramEnd"/>
+      <w:r>
+        <w:rPr>
+          <w:rFonts w:ascii="Courier New" w:hAnsi="Courier New" w:cs="Courier New"/>
+          <w:sz w:val="24"/>
+          <w:lang w:val="en-US"/>
+        </w:rPr>
+        <w:br/>
+      </w:r>
+      <w:r>
+        <w:rPr>
+          <w:rFonts w:ascii="Courier New" w:hAnsi="Courier New" w:cs="Courier New"/>
+          <w:sz w:val="24"/>
+          <w:lang w:val="en-US"/>
+        </w:rPr>
+        <w:br/>
+        <w:t xml:space="preserve">        </w:t>
+      </w:r>
+      <w:proofErr w:type="spellStart"/>
+      <w:r>
+        <w:rPr>
+          <w:rFonts w:ascii="Courier New" w:hAnsi="Courier New" w:cs="Courier New"/>
+          <w:sz w:val="24"/>
+          <w:lang w:val="en-US"/>
+        </w:rPr>
+        <w:t>upper_valid</w:t>
+      </w:r>
+      <w:proofErr w:type="spellEnd"/>
+      <w:r>
+        <w:rPr>
+          <w:rFonts w:ascii="Courier New" w:hAnsi="Courier New" w:cs="Courier New"/>
+          <w:sz w:val="24"/>
+          <w:lang w:val="en-US"/>
+        </w:rPr>
+        <w:t xml:space="preserve">, </w:t>
+      </w:r>
+      <w:proofErr w:type="spellStart"/>
+      <w:r>
+        <w:rPr>
+          <w:rFonts w:ascii="Courier New" w:hAnsi="Courier New" w:cs="Courier New"/>
+          <w:sz w:val="24"/>
+          <w:lang w:val="en-US"/>
+        </w:rPr>
+        <w:t>lower_valid</w:t>
+      </w:r>
+      <w:proofErr w:type="spellEnd"/>
+      <w:r>
+        <w:rPr>
+          <w:rFonts w:ascii="Courier New" w:hAnsi="Courier New" w:cs="Courier New"/>
+          <w:sz w:val="24"/>
+          <w:lang w:val="en-US"/>
+        </w:rPr>
+        <w:t xml:space="preserve"> = </w:t>
+      </w:r>
+      <w:proofErr w:type="spellStart"/>
+      <w:r>
+        <w:rPr>
+          <w:rFonts w:ascii="Courier New" w:hAnsi="Courier New" w:cs="Courier New"/>
+          <w:sz w:val="24"/>
+          <w:lang w:val="en-US"/>
+        </w:rPr>
+        <w:t>curve.get_valid_</w:t>
+      </w:r>
+      <w:proofErr w:type="gramStart"/>
+      <w:r>
+        <w:rPr>
+          <w:rFonts w:ascii="Courier New" w:hAnsi="Courier New" w:cs="Courier New"/>
+          <w:sz w:val="24"/>
+          <w:lang w:val="en-US"/>
+        </w:rPr>
+        <w:t>points</w:t>
+      </w:r>
+      <w:proofErr w:type="spellEnd"/>
+      <w:r>
+        <w:rPr>
+          <w:rFonts w:ascii="Courier New" w:hAnsi="Courier New" w:cs="Courier New"/>
+          <w:sz w:val="24"/>
+          <w:lang w:val="en-US"/>
+        </w:rPr>
+        <w:t>(</w:t>
+      </w:r>
+      <w:proofErr w:type="gramEnd"/>
+      <w:r>
+        <w:rPr>
+          <w:rFonts w:ascii="Courier New" w:hAnsi="Courier New" w:cs="Courier New"/>
+          <w:sz w:val="24"/>
+          <w:lang w:val="en-US"/>
+        </w:rPr>
+        <w:t>)</w:t>
+      </w:r>
+      <w:r>
+        <w:rPr>
+          <w:rFonts w:ascii="Courier New" w:hAnsi="Courier New" w:cs="Courier New"/>
+          <w:sz w:val="24"/>
+          <w:lang w:val="en-US"/>
+        </w:rPr>
+        <w:br/>
+        <w:t xml:space="preserve">        </w:t>
+      </w:r>
+      <w:proofErr w:type="gramStart"/>
+      <w:r>
+        <w:rPr>
+          <w:rFonts w:ascii="Courier New" w:hAnsi="Courier New" w:cs="Courier New"/>
+          <w:sz w:val="24"/>
+          <w:lang w:val="en-US"/>
+        </w:rPr>
+        <w:t>logger.info(</w:t>
+      </w:r>
+      <w:proofErr w:type="gramEnd"/>
+      <w:r>
+        <w:rPr>
+          <w:rFonts w:ascii="Courier New" w:hAnsi="Courier New" w:cs="Courier New"/>
+          <w:sz w:val="24"/>
+          <w:lang w:val="en-US"/>
+        </w:rPr>
+        <w:br/>
+        <w:t xml:space="preserve">            "</w:t>
+      </w:r>
+      <w:r>
+        <w:rPr>
+          <w:rFonts w:ascii="Courier New" w:hAnsi="Courier New" w:cs="Courier New"/>
+          <w:sz w:val="24"/>
+        </w:rPr>
+        <w:t>Количество</w:t>
+      </w:r>
+      <w:r>
+        <w:rPr>
+          <w:rFonts w:ascii="Courier New" w:hAnsi="Courier New" w:cs="Courier New"/>
+          <w:sz w:val="24"/>
+          <w:lang w:val="en-US"/>
+        </w:rPr>
+        <w:t xml:space="preserve"> </w:t>
+      </w:r>
+      <w:r>
+        <w:rPr>
+          <w:rFonts w:ascii="Courier New" w:hAnsi="Courier New" w:cs="Courier New"/>
+          <w:sz w:val="24"/>
+        </w:rPr>
+        <w:t>точек</w:t>
+      </w:r>
+      <w:r>
+        <w:rPr>
+          <w:rFonts w:ascii="Courier New" w:hAnsi="Courier New" w:cs="Courier New"/>
+          <w:sz w:val="24"/>
+          <w:lang w:val="en-US"/>
+        </w:rPr>
+        <w:t xml:space="preserve">: </w:t>
+      </w:r>
+      <w:r>
+        <w:rPr>
+          <w:rFonts w:ascii="Courier New" w:hAnsi="Courier New" w:cs="Courier New"/>
+          <w:sz w:val="24"/>
+        </w:rPr>
+        <w:t>верхняя</w:t>
+      </w:r>
+      <w:r>
+        <w:rPr>
+          <w:rFonts w:ascii="Courier New" w:hAnsi="Courier New" w:cs="Courier New"/>
+          <w:sz w:val="24"/>
+          <w:lang w:val="en-US"/>
+        </w:rPr>
+        <w:t xml:space="preserve"> </w:t>
+      </w:r>
+      <w:r>
+        <w:rPr>
+          <w:rFonts w:ascii="Courier New" w:hAnsi="Courier New" w:cs="Courier New"/>
+          <w:sz w:val="24"/>
+        </w:rPr>
+        <w:t>ветвь</w:t>
+      </w:r>
+      <w:r>
+        <w:rPr>
+          <w:rFonts w:ascii="Courier New" w:hAnsi="Courier New" w:cs="Courier New"/>
+          <w:sz w:val="24"/>
+          <w:lang w:val="en-US"/>
+        </w:rPr>
+        <w:t xml:space="preserve">=%s, </w:t>
+      </w:r>
+      <w:r>
+        <w:rPr>
+          <w:rFonts w:ascii="Courier New" w:hAnsi="Courier New" w:cs="Courier New"/>
+          <w:sz w:val="24"/>
+        </w:rPr>
+        <w:t>нижняя</w:t>
+      </w:r>
+      <w:r>
+        <w:rPr>
+          <w:rFonts w:ascii="Courier New" w:hAnsi="Courier New" w:cs="Courier New"/>
+          <w:sz w:val="24"/>
+          <w:lang w:val="en-US"/>
+        </w:rPr>
+        <w:t xml:space="preserve"> </w:t>
+      </w:r>
+      <w:r>
+        <w:rPr>
+          <w:rFonts w:ascii="Courier New" w:hAnsi="Courier New" w:cs="Courier New"/>
+          <w:sz w:val="24"/>
+        </w:rPr>
+        <w:t>ветвь</w:t>
+      </w:r>
+      <w:r>
+        <w:rPr>
+          <w:rFonts w:ascii="Courier New" w:hAnsi="Courier New" w:cs="Courier New"/>
+          <w:sz w:val="24"/>
+          <w:lang w:val="en-US"/>
+        </w:rPr>
+        <w:t>=%s",</w:t>
+      </w:r>
+      <w:r>
+        <w:rPr>
+          <w:rFonts w:ascii="Courier New" w:hAnsi="Courier New" w:cs="Courier New"/>
+          <w:sz w:val="24"/>
+          <w:lang w:val="en-US"/>
+        </w:rPr>
+        <w:br/>
+        <w:t xml:space="preserve">            </w:t>
+      </w:r>
+      <w:proofErr w:type="spellStart"/>
+      <w:r>
+        <w:rPr>
+          <w:rFonts w:ascii="Courier New" w:hAnsi="Courier New" w:cs="Courier New"/>
+          <w:sz w:val="24"/>
+          <w:lang w:val="en-US"/>
+        </w:rPr>
+        <w:t>len</w:t>
+      </w:r>
+      <w:proofErr w:type="spellEnd"/>
+      <w:r>
+        <w:rPr>
+          <w:rFonts w:ascii="Courier New" w:hAnsi="Courier New" w:cs="Courier New"/>
+          <w:sz w:val="24"/>
+          <w:lang w:val="en-US"/>
+        </w:rPr>
+        <w:t>(</w:t>
+      </w:r>
+      <w:proofErr w:type="spellStart"/>
+      <w:r>
+        <w:rPr>
+          <w:rFonts w:ascii="Courier New" w:hAnsi="Courier New" w:cs="Courier New"/>
+          <w:sz w:val="24"/>
+          <w:lang w:val="en-US"/>
+        </w:rPr>
+        <w:t>upper_valid</w:t>
+      </w:r>
+      <w:proofErr w:type="spellEnd"/>
+      <w:r>
+        <w:rPr>
+          <w:rFonts w:ascii="Courier New" w:hAnsi="Courier New" w:cs="Courier New"/>
+          <w:sz w:val="24"/>
+          <w:lang w:val="en-US"/>
+        </w:rPr>
+        <w:t>),</w:t>
+      </w:r>
+      <w:r>
+        <w:rPr>
+          <w:rFonts w:ascii="Courier New" w:hAnsi="Courier New" w:cs="Courier New"/>
+          <w:sz w:val="24"/>
+          <w:lang w:val="en-US"/>
+        </w:rPr>
+        <w:br/>
+        <w:t xml:space="preserve">            </w:t>
+      </w:r>
+      <w:proofErr w:type="spellStart"/>
+      <w:r>
+        <w:rPr>
+          <w:rFonts w:ascii="Courier New" w:hAnsi="Courier New" w:cs="Courier New"/>
+          <w:sz w:val="24"/>
+          <w:lang w:val="en-US"/>
+        </w:rPr>
+        <w:t>len</w:t>
+      </w:r>
+      <w:proofErr w:type="spellEnd"/>
+      <w:r>
+        <w:rPr>
+          <w:rFonts w:ascii="Courier New" w:hAnsi="Courier New" w:cs="Courier New"/>
+          <w:sz w:val="24"/>
+          <w:lang w:val="en-US"/>
+        </w:rPr>
+        <w:t>(</w:t>
+      </w:r>
+      <w:proofErr w:type="spellStart"/>
+      <w:r>
+        <w:rPr>
+          <w:rFonts w:ascii="Courier New" w:hAnsi="Courier New" w:cs="Courier New"/>
+          <w:sz w:val="24"/>
+          <w:lang w:val="en-US"/>
+        </w:rPr>
+        <w:t>lower_valid</w:t>
+      </w:r>
+      <w:proofErr w:type="spellEnd"/>
+      <w:r>
+        <w:rPr>
+          <w:rFonts w:ascii="Courier New" w:hAnsi="Courier New" w:cs="Courier New"/>
+          <w:sz w:val="24"/>
+          <w:lang w:val="en-US"/>
+        </w:rPr>
+        <w:t>),</w:t>
+      </w:r>
+      <w:r>
+        <w:rPr>
+          <w:rFonts w:ascii="Courier New" w:hAnsi="Courier New" w:cs="Courier New"/>
+          <w:sz w:val="24"/>
+          <w:lang w:val="en-US"/>
+        </w:rPr>
+        <w:br/>
+        <w:t xml:space="preserve">      </w:t>
+      </w:r>
+      <w:proofErr w:type="gramStart"/>
+      <w:r>
+        <w:rPr>
+          <w:rFonts w:ascii="Courier New" w:hAnsi="Courier New" w:cs="Courier New"/>
+          <w:sz w:val="24"/>
+          <w:lang w:val="en-US"/>
+        </w:rPr>
+        <w:t xml:space="preserve">  )</w:t>
+      </w:r>
+      <w:proofErr w:type="gramEnd"/>
+      <w:r>
+        <w:rPr>
+          <w:rFonts w:ascii="Courier New" w:hAnsi="Courier New" w:cs="Courier New"/>
+          <w:sz w:val="24"/>
+          <w:lang w:val="en-US"/>
+        </w:rPr>
+        <w:br/>
       </w:r>
       <w:r>
         <w:rPr>
@@ -2253,1522 +3835,6 @@
           <w:lang w:val="en-US"/>
         </w:rPr>
         <w:lastRenderedPageBreak/>
-        <w:t xml:space="preserve">= </w:t>
-      </w:r>
-      <w:proofErr w:type="spellStart"/>
-      <w:r>
-        <w:rPr>
-          <w:rFonts w:ascii="Courier New" w:hAnsi="Courier New" w:cs="Courier New"/>
-          <w:sz w:val="24"/>
-          <w:lang w:val="en-US"/>
-        </w:rPr>
-        <w:t>elliptic_curve_service</w:t>
-      </w:r>
-      <w:proofErr w:type="spellEnd"/>
-      <w:r>
-        <w:rPr>
-          <w:rFonts w:ascii="Courier New" w:hAnsi="Courier New" w:cs="Courier New"/>
-          <w:sz w:val="24"/>
-          <w:lang w:val="en-US"/>
-        </w:rPr>
-        <w:br/>
-      </w:r>
-      <w:r>
-        <w:rPr>
-          <w:rFonts w:ascii="Courier New" w:hAnsi="Courier New" w:cs="Courier New"/>
-          <w:sz w:val="24"/>
-          <w:lang w:val="en-US"/>
-        </w:rPr>
-        <w:br/>
-        <w:t xml:space="preserve">    def __call__(</w:t>
-      </w:r>
-      <w:r>
-        <w:rPr>
-          <w:rFonts w:ascii="Courier New" w:hAnsi="Courier New" w:cs="Courier New"/>
-          <w:sz w:val="24"/>
-          <w:lang w:val="en-US"/>
-        </w:rPr>
-        <w:br/>
-        <w:t xml:space="preserve">        self,</w:t>
-      </w:r>
-      <w:r>
-        <w:rPr>
-          <w:rFonts w:ascii="Courier New" w:hAnsi="Courier New" w:cs="Courier New"/>
-          <w:sz w:val="24"/>
-          <w:lang w:val="en-US"/>
-        </w:rPr>
-        <w:br/>
-        <w:t xml:space="preserve">        command: </w:t>
-      </w:r>
-      <w:proofErr w:type="spellStart"/>
-      <w:r>
-        <w:rPr>
-          <w:rFonts w:ascii="Courier New" w:hAnsi="Courier New" w:cs="Courier New"/>
-          <w:sz w:val="24"/>
-          <w:lang w:val="en-US"/>
-        </w:rPr>
-        <w:t>GenerateEllipticCurveCommand</w:t>
-      </w:r>
-      <w:proofErr w:type="spellEnd"/>
-      <w:r>
-        <w:rPr>
-          <w:rFonts w:ascii="Courier New" w:hAnsi="Courier New" w:cs="Courier New"/>
-          <w:sz w:val="24"/>
-          <w:lang w:val="en-US"/>
-        </w:rPr>
-        <w:t>,</w:t>
-      </w:r>
-      <w:r>
-        <w:rPr>
-          <w:rFonts w:ascii="Courier New" w:hAnsi="Courier New" w:cs="Courier New"/>
-          <w:sz w:val="24"/>
-          <w:lang w:val="en-US"/>
-        </w:rPr>
-        <w:br/>
-        <w:t xml:space="preserve">    ) -&gt; </w:t>
-      </w:r>
-      <w:proofErr w:type="spellStart"/>
-      <w:r>
-        <w:rPr>
-          <w:rFonts w:ascii="Courier New" w:hAnsi="Courier New" w:cs="Courier New"/>
-          <w:sz w:val="24"/>
-          <w:lang w:val="en-US"/>
-        </w:rPr>
-        <w:t>EllipticCurve</w:t>
-      </w:r>
-      <w:proofErr w:type="spellEnd"/>
-      <w:r>
-        <w:rPr>
-          <w:rFonts w:ascii="Courier New" w:hAnsi="Courier New" w:cs="Courier New"/>
-          <w:sz w:val="24"/>
-          <w:lang w:val="en-US"/>
-        </w:rPr>
-        <w:t>:</w:t>
-      </w:r>
-      <w:r>
-        <w:rPr>
-          <w:rFonts w:ascii="Courier New" w:hAnsi="Courier New" w:cs="Courier New"/>
-          <w:sz w:val="24"/>
-          <w:lang w:val="en-US"/>
-        </w:rPr>
-        <w:br/>
-        <w:t xml:space="preserve">        </w:t>
-      </w:r>
-      <w:r>
-        <w:rPr>
-          <w:rFonts w:ascii="Courier New" w:hAnsi="Courier New" w:cs="Courier New"/>
-          <w:i/>
-          <w:iCs/>
-          <w:sz w:val="24"/>
-          <w:lang w:val="en-US"/>
-        </w:rPr>
-        <w:t>"""</w:t>
-      </w:r>
-      <w:r>
-        <w:rPr>
-          <w:rFonts w:ascii="Courier New" w:hAnsi="Courier New" w:cs="Courier New"/>
-          <w:i/>
-          <w:iCs/>
-          <w:sz w:val="24"/>
-          <w:lang w:val="en-US"/>
-        </w:rPr>
-        <w:br/>
-        <w:t xml:space="preserve">        </w:t>
-      </w:r>
-      <w:r>
-        <w:rPr>
-          <w:rFonts w:ascii="Courier New" w:hAnsi="Courier New" w:cs="Courier New"/>
-          <w:i/>
-          <w:iCs/>
-          <w:sz w:val="24"/>
-        </w:rPr>
-        <w:t>Обработать</w:t>
-      </w:r>
-      <w:r>
-        <w:rPr>
-          <w:rFonts w:ascii="Courier New" w:hAnsi="Courier New" w:cs="Courier New"/>
-          <w:i/>
-          <w:iCs/>
-          <w:sz w:val="24"/>
-          <w:lang w:val="en-US"/>
-        </w:rPr>
-        <w:t xml:space="preserve"> </w:t>
-      </w:r>
-      <w:r>
-        <w:rPr>
-          <w:rFonts w:ascii="Courier New" w:hAnsi="Courier New" w:cs="Courier New"/>
-          <w:i/>
-          <w:iCs/>
-          <w:sz w:val="24"/>
-        </w:rPr>
-        <w:t>команду</w:t>
-      </w:r>
-      <w:r>
-        <w:rPr>
-          <w:rFonts w:ascii="Courier New" w:hAnsi="Courier New" w:cs="Courier New"/>
-          <w:i/>
-          <w:iCs/>
-          <w:sz w:val="24"/>
-          <w:lang w:val="en-US"/>
-        </w:rPr>
-        <w:t xml:space="preserve"> </w:t>
-      </w:r>
-      <w:r>
-        <w:rPr>
-          <w:rFonts w:ascii="Courier New" w:hAnsi="Courier New" w:cs="Courier New"/>
-          <w:i/>
-          <w:iCs/>
-          <w:sz w:val="24"/>
-        </w:rPr>
-        <w:t>генерации</w:t>
-      </w:r>
-      <w:r>
-        <w:rPr>
-          <w:rFonts w:ascii="Courier New" w:hAnsi="Courier New" w:cs="Courier New"/>
-          <w:i/>
-          <w:iCs/>
-          <w:sz w:val="24"/>
-          <w:lang w:val="en-US"/>
-        </w:rPr>
-        <w:t xml:space="preserve"> </w:t>
-      </w:r>
-      <w:r>
-        <w:rPr>
-          <w:rFonts w:ascii="Courier New" w:hAnsi="Courier New" w:cs="Courier New"/>
-          <w:i/>
-          <w:iCs/>
-          <w:sz w:val="24"/>
-        </w:rPr>
-        <w:t>эллиптической</w:t>
-      </w:r>
-      <w:r>
-        <w:rPr>
-          <w:rFonts w:ascii="Courier New" w:hAnsi="Courier New" w:cs="Courier New"/>
-          <w:i/>
-          <w:iCs/>
-          <w:sz w:val="24"/>
-          <w:lang w:val="en-US"/>
-        </w:rPr>
-        <w:t xml:space="preserve"> </w:t>
-      </w:r>
-      <w:r>
-        <w:rPr>
-          <w:rFonts w:ascii="Courier New" w:hAnsi="Courier New" w:cs="Courier New"/>
-          <w:i/>
-          <w:iCs/>
-          <w:sz w:val="24"/>
-        </w:rPr>
-        <w:t>кривой</w:t>
-      </w:r>
-      <w:r>
-        <w:rPr>
-          <w:rFonts w:ascii="Courier New" w:hAnsi="Courier New" w:cs="Courier New"/>
-          <w:i/>
-          <w:iCs/>
-          <w:sz w:val="24"/>
-          <w:lang w:val="en-US"/>
-        </w:rPr>
-        <w:t>.</w:t>
-      </w:r>
-      <w:r>
-        <w:rPr>
-          <w:rFonts w:ascii="Courier New" w:hAnsi="Courier New" w:cs="Courier New"/>
-          <w:i/>
-          <w:iCs/>
-          <w:sz w:val="24"/>
-          <w:lang w:val="en-US"/>
-        </w:rPr>
-        <w:br/>
-      </w:r>
-      <w:r>
-        <w:rPr>
-          <w:rFonts w:ascii="Courier New" w:hAnsi="Courier New" w:cs="Courier New"/>
-          <w:i/>
-          <w:iCs/>
-          <w:sz w:val="24"/>
-          <w:lang w:val="en-US"/>
-        </w:rPr>
-        <w:br/>
-        <w:t xml:space="preserve">        :param command: </w:t>
-      </w:r>
-      <w:r>
-        <w:rPr>
-          <w:rFonts w:ascii="Courier New" w:hAnsi="Courier New" w:cs="Courier New"/>
-          <w:i/>
-          <w:iCs/>
-          <w:sz w:val="24"/>
-        </w:rPr>
-        <w:t>команда</w:t>
-      </w:r>
-      <w:r>
-        <w:rPr>
-          <w:rFonts w:ascii="Courier New" w:hAnsi="Courier New" w:cs="Courier New"/>
-          <w:i/>
-          <w:iCs/>
-          <w:sz w:val="24"/>
-          <w:lang w:val="en-US"/>
-        </w:rPr>
-        <w:t xml:space="preserve"> </w:t>
-      </w:r>
-      <w:r>
-        <w:rPr>
-          <w:rFonts w:ascii="Courier New" w:hAnsi="Courier New" w:cs="Courier New"/>
-          <w:i/>
-          <w:iCs/>
-          <w:sz w:val="24"/>
-        </w:rPr>
-        <w:t>с</w:t>
-      </w:r>
-      <w:r>
-        <w:rPr>
-          <w:rFonts w:ascii="Courier New" w:hAnsi="Courier New" w:cs="Courier New"/>
-          <w:i/>
-          <w:iCs/>
-          <w:sz w:val="24"/>
-          <w:lang w:val="en-US"/>
-        </w:rPr>
-        <w:t xml:space="preserve"> </w:t>
-      </w:r>
-      <w:r>
-        <w:rPr>
-          <w:rFonts w:ascii="Courier New" w:hAnsi="Courier New" w:cs="Courier New"/>
-          <w:i/>
-          <w:iCs/>
-          <w:sz w:val="24"/>
-        </w:rPr>
-        <w:t>параметрами</w:t>
-      </w:r>
-      <w:r>
-        <w:rPr>
-          <w:rFonts w:ascii="Courier New" w:hAnsi="Courier New" w:cs="Courier New"/>
-          <w:i/>
-          <w:iCs/>
-          <w:sz w:val="24"/>
-          <w:lang w:val="en-US"/>
-        </w:rPr>
-        <w:t xml:space="preserve"> </w:t>
-      </w:r>
-      <w:r>
-        <w:rPr>
-          <w:rFonts w:ascii="Courier New" w:hAnsi="Courier New" w:cs="Courier New"/>
-          <w:i/>
-          <w:iCs/>
-          <w:sz w:val="24"/>
-        </w:rPr>
-        <w:t>кривой</w:t>
-      </w:r>
-      <w:r>
-        <w:rPr>
-          <w:rFonts w:ascii="Courier New" w:hAnsi="Courier New" w:cs="Courier New"/>
-          <w:i/>
-          <w:iCs/>
-          <w:sz w:val="24"/>
-          <w:lang w:val="en-US"/>
-        </w:rPr>
-        <w:br/>
-        <w:t xml:space="preserve">        :return: </w:t>
-      </w:r>
-      <w:r>
-        <w:rPr>
-          <w:rFonts w:ascii="Courier New" w:hAnsi="Courier New" w:cs="Courier New"/>
-          <w:i/>
-          <w:iCs/>
-          <w:sz w:val="24"/>
-        </w:rPr>
-        <w:t>сгенерированная</w:t>
-      </w:r>
-      <w:r>
-        <w:rPr>
-          <w:rFonts w:ascii="Courier New" w:hAnsi="Courier New" w:cs="Courier New"/>
-          <w:i/>
-          <w:iCs/>
-          <w:sz w:val="24"/>
-          <w:lang w:val="en-US"/>
-        </w:rPr>
-        <w:t xml:space="preserve"> </w:t>
-      </w:r>
-      <w:r>
-        <w:rPr>
-          <w:rFonts w:ascii="Courier New" w:hAnsi="Courier New" w:cs="Courier New"/>
-          <w:i/>
-          <w:iCs/>
-          <w:sz w:val="24"/>
-        </w:rPr>
-        <w:t>эллиптическая</w:t>
-      </w:r>
-      <w:r>
-        <w:rPr>
-          <w:rFonts w:ascii="Courier New" w:hAnsi="Courier New" w:cs="Courier New"/>
-          <w:i/>
-          <w:iCs/>
-          <w:sz w:val="24"/>
-          <w:lang w:val="en-US"/>
-        </w:rPr>
-        <w:t xml:space="preserve"> </w:t>
-      </w:r>
-      <w:r>
-        <w:rPr>
-          <w:rFonts w:ascii="Courier New" w:hAnsi="Courier New" w:cs="Courier New"/>
-          <w:i/>
-          <w:iCs/>
-          <w:sz w:val="24"/>
-        </w:rPr>
-        <w:t>кривая</w:t>
-      </w:r>
-      <w:r>
-        <w:rPr>
-          <w:rFonts w:ascii="Courier New" w:hAnsi="Courier New" w:cs="Courier New"/>
-          <w:i/>
-          <w:iCs/>
-          <w:sz w:val="24"/>
-          <w:lang w:val="en-US"/>
-        </w:rPr>
-        <w:br/>
-        <w:t xml:space="preserve">        """</w:t>
-      </w:r>
-      <w:r>
-        <w:rPr>
-          <w:rFonts w:ascii="Courier New" w:hAnsi="Courier New" w:cs="Courier New"/>
-          <w:i/>
-          <w:iCs/>
-          <w:sz w:val="24"/>
-          <w:lang w:val="en-US"/>
-        </w:rPr>
-        <w:br/>
-        <w:t xml:space="preserve">        </w:t>
-      </w:r>
-      <w:r>
-        <w:rPr>
-          <w:rFonts w:ascii="Courier New" w:hAnsi="Courier New" w:cs="Courier New"/>
-          <w:sz w:val="24"/>
-          <w:lang w:val="en-US"/>
-        </w:rPr>
-        <w:t>logger.info(</w:t>
-      </w:r>
-      <w:r>
-        <w:rPr>
-          <w:rFonts w:ascii="Courier New" w:hAnsi="Courier New" w:cs="Courier New"/>
-          <w:sz w:val="24"/>
-          <w:lang w:val="en-US"/>
-        </w:rPr>
-        <w:br/>
-        <w:t xml:space="preserve">            "</w:t>
-      </w:r>
-      <w:r>
-        <w:rPr>
-          <w:rFonts w:ascii="Courier New" w:hAnsi="Courier New" w:cs="Courier New"/>
-          <w:sz w:val="24"/>
-        </w:rPr>
-        <w:t>Начинается</w:t>
-      </w:r>
-      <w:r>
-        <w:rPr>
-          <w:rFonts w:ascii="Courier New" w:hAnsi="Courier New" w:cs="Courier New"/>
-          <w:sz w:val="24"/>
-          <w:lang w:val="en-US"/>
-        </w:rPr>
-        <w:t xml:space="preserve"> </w:t>
-      </w:r>
-      <w:r>
-        <w:rPr>
-          <w:rFonts w:ascii="Courier New" w:hAnsi="Courier New" w:cs="Courier New"/>
-          <w:sz w:val="24"/>
-        </w:rPr>
-        <w:t>генерация</w:t>
-      </w:r>
-      <w:r>
-        <w:rPr>
-          <w:rFonts w:ascii="Courier New" w:hAnsi="Courier New" w:cs="Courier New"/>
-          <w:sz w:val="24"/>
-          <w:lang w:val="en-US"/>
-        </w:rPr>
-        <w:t xml:space="preserve"> </w:t>
-      </w:r>
-      <w:r>
-        <w:rPr>
-          <w:rFonts w:ascii="Courier New" w:hAnsi="Courier New" w:cs="Courier New"/>
-          <w:sz w:val="24"/>
-        </w:rPr>
-        <w:t>эллиптической</w:t>
-      </w:r>
-      <w:r>
-        <w:rPr>
-          <w:rFonts w:ascii="Courier New" w:hAnsi="Courier New" w:cs="Courier New"/>
-          <w:sz w:val="24"/>
-          <w:lang w:val="en-US"/>
-        </w:rPr>
-        <w:t xml:space="preserve"> </w:t>
-      </w:r>
-      <w:r>
-        <w:rPr>
-          <w:rFonts w:ascii="Courier New" w:hAnsi="Courier New" w:cs="Courier New"/>
-          <w:sz w:val="24"/>
-        </w:rPr>
-        <w:t>кривой</w:t>
-      </w:r>
-      <w:r>
-        <w:rPr>
-          <w:rFonts w:ascii="Courier New" w:hAnsi="Courier New" w:cs="Courier New"/>
-          <w:sz w:val="24"/>
-          <w:lang w:val="en-US"/>
-        </w:rPr>
-        <w:t>. "</w:t>
-      </w:r>
-      <w:r>
-        <w:rPr>
-          <w:rFonts w:ascii="Courier New" w:hAnsi="Courier New" w:cs="Courier New"/>
-          <w:sz w:val="24"/>
-          <w:lang w:val="en-US"/>
-        </w:rPr>
-        <w:br/>
-        <w:t xml:space="preserve">            "</w:t>
-      </w:r>
-      <w:r>
-        <w:rPr>
-          <w:rFonts w:ascii="Courier New" w:hAnsi="Courier New" w:cs="Courier New"/>
-          <w:sz w:val="24"/>
-        </w:rPr>
-        <w:t>Параметры</w:t>
-      </w:r>
-      <w:r>
-        <w:rPr>
-          <w:rFonts w:ascii="Courier New" w:hAnsi="Courier New" w:cs="Courier New"/>
-          <w:sz w:val="24"/>
-          <w:lang w:val="en-US"/>
-        </w:rPr>
-        <w:t xml:space="preserve">: a=%s, b=%s, </w:t>
-      </w:r>
-      <w:proofErr w:type="spellStart"/>
-      <w:r>
-        <w:rPr>
-          <w:rFonts w:ascii="Courier New" w:hAnsi="Courier New" w:cs="Courier New"/>
-          <w:sz w:val="24"/>
-          <w:lang w:val="en-US"/>
-        </w:rPr>
-        <w:t>x_min</w:t>
-      </w:r>
-      <w:proofErr w:type="spellEnd"/>
-      <w:r>
-        <w:rPr>
-          <w:rFonts w:ascii="Courier New" w:hAnsi="Courier New" w:cs="Courier New"/>
-          <w:sz w:val="24"/>
-          <w:lang w:val="en-US"/>
-        </w:rPr>
-        <w:t xml:space="preserve">=%s, </w:t>
-      </w:r>
-      <w:proofErr w:type="spellStart"/>
-      <w:r>
-        <w:rPr>
-          <w:rFonts w:ascii="Courier New" w:hAnsi="Courier New" w:cs="Courier New"/>
-          <w:sz w:val="24"/>
-          <w:lang w:val="en-US"/>
-        </w:rPr>
-        <w:t>x_max</w:t>
-      </w:r>
-      <w:proofErr w:type="spellEnd"/>
-      <w:r>
-        <w:rPr>
-          <w:rFonts w:ascii="Courier New" w:hAnsi="Courier New" w:cs="Courier New"/>
-          <w:sz w:val="24"/>
-          <w:lang w:val="en-US"/>
-        </w:rPr>
-        <w:t>=%s, step=%s",</w:t>
-      </w:r>
-      <w:r>
-        <w:rPr>
-          <w:rFonts w:ascii="Courier New" w:hAnsi="Courier New" w:cs="Courier New"/>
-          <w:sz w:val="24"/>
-          <w:lang w:val="en-US"/>
-        </w:rPr>
-        <w:br/>
-        <w:t xml:space="preserve">            </w:t>
-      </w:r>
-      <w:proofErr w:type="spellStart"/>
-      <w:r>
-        <w:rPr>
-          <w:rFonts w:ascii="Courier New" w:hAnsi="Courier New" w:cs="Courier New"/>
-          <w:sz w:val="24"/>
-          <w:lang w:val="en-US"/>
-        </w:rPr>
-        <w:t>command.a</w:t>
-      </w:r>
-      <w:proofErr w:type="spellEnd"/>
-      <w:r>
-        <w:rPr>
-          <w:rFonts w:ascii="Courier New" w:hAnsi="Courier New" w:cs="Courier New"/>
-          <w:sz w:val="24"/>
-          <w:lang w:val="en-US"/>
-        </w:rPr>
-        <w:t>,</w:t>
-      </w:r>
-      <w:r>
-        <w:rPr>
-          <w:rFonts w:ascii="Courier New" w:hAnsi="Courier New" w:cs="Courier New"/>
-          <w:sz w:val="24"/>
-          <w:lang w:val="en-US"/>
-        </w:rPr>
-        <w:br/>
-        <w:t xml:space="preserve">            </w:t>
-      </w:r>
-      <w:proofErr w:type="spellStart"/>
-      <w:r>
-        <w:rPr>
-          <w:rFonts w:ascii="Courier New" w:hAnsi="Courier New" w:cs="Courier New"/>
-          <w:sz w:val="24"/>
-          <w:lang w:val="en-US"/>
-        </w:rPr>
-        <w:t>command.b</w:t>
-      </w:r>
-      <w:proofErr w:type="spellEnd"/>
-      <w:r>
-        <w:rPr>
-          <w:rFonts w:ascii="Courier New" w:hAnsi="Courier New" w:cs="Courier New"/>
-          <w:sz w:val="24"/>
-          <w:lang w:val="en-US"/>
-        </w:rPr>
-        <w:t>,</w:t>
-      </w:r>
-      <w:r>
-        <w:rPr>
-          <w:rFonts w:ascii="Courier New" w:hAnsi="Courier New" w:cs="Courier New"/>
-          <w:sz w:val="24"/>
-          <w:lang w:val="en-US"/>
-        </w:rPr>
-        <w:br/>
-        <w:t xml:space="preserve">            </w:t>
-      </w:r>
-      <w:proofErr w:type="spellStart"/>
-      <w:r>
-        <w:rPr>
-          <w:rFonts w:ascii="Courier New" w:hAnsi="Courier New" w:cs="Courier New"/>
-          <w:sz w:val="24"/>
-          <w:lang w:val="en-US"/>
-        </w:rPr>
-        <w:t>command.x_min</w:t>
-      </w:r>
-      <w:proofErr w:type="spellEnd"/>
-      <w:r>
-        <w:rPr>
-          <w:rFonts w:ascii="Courier New" w:hAnsi="Courier New" w:cs="Courier New"/>
-          <w:sz w:val="24"/>
-          <w:lang w:val="en-US"/>
-        </w:rPr>
-        <w:t>,</w:t>
-      </w:r>
-      <w:r>
-        <w:rPr>
-          <w:rFonts w:ascii="Courier New" w:hAnsi="Courier New" w:cs="Courier New"/>
-          <w:sz w:val="24"/>
-          <w:lang w:val="en-US"/>
-        </w:rPr>
-        <w:br/>
-        <w:t xml:space="preserve">            </w:t>
-      </w:r>
-      <w:proofErr w:type="spellStart"/>
-      <w:r>
-        <w:rPr>
-          <w:rFonts w:ascii="Courier New" w:hAnsi="Courier New" w:cs="Courier New"/>
-          <w:sz w:val="24"/>
-          <w:lang w:val="en-US"/>
-        </w:rPr>
-        <w:t>command.x_max</w:t>
-      </w:r>
-      <w:proofErr w:type="spellEnd"/>
-      <w:r>
-        <w:rPr>
-          <w:rFonts w:ascii="Courier New" w:hAnsi="Courier New" w:cs="Courier New"/>
-          <w:sz w:val="24"/>
-          <w:lang w:val="en-US"/>
-        </w:rPr>
-        <w:t>,</w:t>
-      </w:r>
-      <w:r>
-        <w:rPr>
-          <w:rFonts w:ascii="Courier New" w:hAnsi="Courier New" w:cs="Courier New"/>
-          <w:sz w:val="24"/>
-          <w:lang w:val="en-US"/>
-        </w:rPr>
-        <w:br/>
-        <w:t xml:space="preserve">            </w:t>
-      </w:r>
-      <w:proofErr w:type="spellStart"/>
-      <w:r>
-        <w:rPr>
-          <w:rFonts w:ascii="Courier New" w:hAnsi="Courier New" w:cs="Courier New"/>
-          <w:sz w:val="24"/>
-          <w:lang w:val="en-US"/>
-        </w:rPr>
-        <w:t>command.step</w:t>
-      </w:r>
-      <w:proofErr w:type="spellEnd"/>
-      <w:r>
-        <w:rPr>
-          <w:rFonts w:ascii="Courier New" w:hAnsi="Courier New" w:cs="Courier New"/>
-          <w:sz w:val="24"/>
-          <w:lang w:val="en-US"/>
-        </w:rPr>
-        <w:t>,</w:t>
-      </w:r>
-      <w:r>
-        <w:rPr>
-          <w:rFonts w:ascii="Courier New" w:hAnsi="Courier New" w:cs="Courier New"/>
-          <w:sz w:val="24"/>
-          <w:lang w:val="en-US"/>
-        </w:rPr>
-        <w:br/>
-        <w:t xml:space="preserve">        )</w:t>
-      </w:r>
-      <w:r>
-        <w:rPr>
-          <w:rFonts w:ascii="Courier New" w:hAnsi="Courier New" w:cs="Courier New"/>
-          <w:sz w:val="24"/>
-          <w:lang w:val="en-US"/>
-        </w:rPr>
-        <w:br/>
-      </w:r>
-      <w:r>
-        <w:rPr>
-          <w:rFonts w:ascii="Courier New" w:hAnsi="Courier New" w:cs="Courier New"/>
-          <w:sz w:val="24"/>
-          <w:lang w:val="en-US"/>
-        </w:rPr>
-        <w:br/>
-        <w:t xml:space="preserve">        # </w:t>
-      </w:r>
-      <w:r>
-        <w:rPr>
-          <w:rFonts w:ascii="Courier New" w:hAnsi="Courier New" w:cs="Courier New"/>
-          <w:sz w:val="24"/>
-        </w:rPr>
-        <w:t>Создаем</w:t>
-      </w:r>
-      <w:r>
-        <w:rPr>
-          <w:rFonts w:ascii="Courier New" w:hAnsi="Courier New" w:cs="Courier New"/>
-          <w:sz w:val="24"/>
-          <w:lang w:val="en-US"/>
-        </w:rPr>
-        <w:t xml:space="preserve"> value object</w:t>
-      </w:r>
-      <w:r>
-        <w:rPr>
-          <w:rFonts w:ascii="Courier New" w:hAnsi="Courier New" w:cs="Courier New"/>
-          <w:sz w:val="24"/>
-          <w:lang w:val="en-US"/>
-        </w:rPr>
-        <w:br/>
-        <w:t xml:space="preserve">        parameters = </w:t>
-      </w:r>
-      <w:proofErr w:type="spellStart"/>
-      <w:r>
-        <w:rPr>
-          <w:rFonts w:ascii="Courier New" w:hAnsi="Courier New" w:cs="Courier New"/>
-          <w:sz w:val="24"/>
-          <w:lang w:val="en-US"/>
-        </w:rPr>
-        <w:t>CurveParameters</w:t>
-      </w:r>
-      <w:proofErr w:type="spellEnd"/>
-      <w:r>
-        <w:rPr>
-          <w:rFonts w:ascii="Courier New" w:hAnsi="Courier New" w:cs="Courier New"/>
-          <w:sz w:val="24"/>
-          <w:lang w:val="en-US"/>
-        </w:rPr>
-        <w:t>(a=</w:t>
-      </w:r>
-      <w:proofErr w:type="spellStart"/>
-      <w:r>
-        <w:rPr>
-          <w:rFonts w:ascii="Courier New" w:hAnsi="Courier New" w:cs="Courier New"/>
-          <w:sz w:val="24"/>
-          <w:lang w:val="en-US"/>
-        </w:rPr>
-        <w:t>command.a</w:t>
-      </w:r>
-      <w:proofErr w:type="spellEnd"/>
-      <w:r>
-        <w:rPr>
-          <w:rFonts w:ascii="Courier New" w:hAnsi="Courier New" w:cs="Courier New"/>
-          <w:sz w:val="24"/>
-          <w:lang w:val="en-US"/>
-        </w:rPr>
-        <w:t>, b=</w:t>
-      </w:r>
-      <w:proofErr w:type="spellStart"/>
-      <w:r>
-        <w:rPr>
-          <w:rFonts w:ascii="Courier New" w:hAnsi="Courier New" w:cs="Courier New"/>
-          <w:sz w:val="24"/>
-          <w:lang w:val="en-US"/>
-        </w:rPr>
-        <w:t>command.b</w:t>
-      </w:r>
-      <w:proofErr w:type="spellEnd"/>
-      <w:r>
-        <w:rPr>
-          <w:rFonts w:ascii="Courier New" w:hAnsi="Courier New" w:cs="Courier New"/>
-          <w:sz w:val="24"/>
-          <w:lang w:val="en-US"/>
-        </w:rPr>
-        <w:t>)</w:t>
-      </w:r>
-      <w:r>
-        <w:rPr>
-          <w:rFonts w:ascii="Courier New" w:hAnsi="Courier New" w:cs="Courier New"/>
-          <w:sz w:val="24"/>
-          <w:lang w:val="en-US"/>
-        </w:rPr>
-        <w:br/>
-        <w:t xml:space="preserve">        logger.info("</w:t>
-      </w:r>
-      <w:r>
-        <w:rPr>
-          <w:rFonts w:ascii="Courier New" w:hAnsi="Courier New" w:cs="Courier New"/>
-          <w:sz w:val="24"/>
-        </w:rPr>
-        <w:t>Создан</w:t>
-      </w:r>
-      <w:r>
-        <w:rPr>
-          <w:rFonts w:ascii="Courier New" w:hAnsi="Courier New" w:cs="Courier New"/>
-          <w:sz w:val="24"/>
-          <w:lang w:val="en-US"/>
-        </w:rPr>
-        <w:t xml:space="preserve"> </w:t>
-      </w:r>
-      <w:r>
-        <w:rPr>
-          <w:rFonts w:ascii="Courier New" w:hAnsi="Courier New" w:cs="Courier New"/>
-          <w:sz w:val="24"/>
-        </w:rPr>
-        <w:t>объект</w:t>
-      </w:r>
-      <w:r>
-        <w:rPr>
-          <w:rFonts w:ascii="Courier New" w:hAnsi="Courier New" w:cs="Courier New"/>
-          <w:sz w:val="24"/>
-          <w:lang w:val="en-US"/>
-        </w:rPr>
-        <w:t xml:space="preserve"> </w:t>
-      </w:r>
-      <w:proofErr w:type="spellStart"/>
-      <w:r>
-        <w:rPr>
-          <w:rFonts w:ascii="Courier New" w:hAnsi="Courier New" w:cs="Courier New"/>
-          <w:sz w:val="24"/>
-          <w:lang w:val="en-US"/>
-        </w:rPr>
-        <w:t>CurveParameters</w:t>
-      </w:r>
-      <w:proofErr w:type="spellEnd"/>
-      <w:r>
-        <w:rPr>
-          <w:rFonts w:ascii="Courier New" w:hAnsi="Courier New" w:cs="Courier New"/>
-          <w:sz w:val="24"/>
-          <w:lang w:val="en-US"/>
-        </w:rPr>
-        <w:t>: %s", parameters)</w:t>
-      </w:r>
-      <w:r>
-        <w:rPr>
-          <w:rFonts w:ascii="Courier New" w:hAnsi="Courier New" w:cs="Courier New"/>
-          <w:sz w:val="24"/>
-          <w:lang w:val="en-US"/>
-        </w:rPr>
-        <w:br/>
-      </w:r>
-      <w:r>
-        <w:rPr>
-          <w:rFonts w:ascii="Courier New" w:hAnsi="Courier New" w:cs="Courier New"/>
-          <w:sz w:val="24"/>
-          <w:lang w:val="en-US"/>
-        </w:rPr>
-        <w:br/>
-        <w:t xml:space="preserve">        # </w:t>
-      </w:r>
-      <w:r>
-        <w:rPr>
-          <w:rFonts w:ascii="Courier New" w:hAnsi="Courier New" w:cs="Courier New"/>
-          <w:sz w:val="24"/>
-        </w:rPr>
-        <w:t>Генерируем</w:t>
-      </w:r>
-      <w:r>
-        <w:rPr>
-          <w:rFonts w:ascii="Courier New" w:hAnsi="Courier New" w:cs="Courier New"/>
-          <w:sz w:val="24"/>
-          <w:lang w:val="en-US"/>
-        </w:rPr>
-        <w:t xml:space="preserve"> </w:t>
-      </w:r>
-      <w:r>
-        <w:rPr>
-          <w:rFonts w:ascii="Courier New" w:hAnsi="Courier New" w:cs="Courier New"/>
-          <w:sz w:val="24"/>
-        </w:rPr>
-        <w:t>кривую</w:t>
-      </w:r>
-      <w:r>
-        <w:rPr>
-          <w:rFonts w:ascii="Courier New" w:hAnsi="Courier New" w:cs="Courier New"/>
-          <w:sz w:val="24"/>
-          <w:lang w:val="en-US"/>
-        </w:rPr>
-        <w:br/>
-        <w:t xml:space="preserve">        curve: </w:t>
-      </w:r>
-      <w:proofErr w:type="spellStart"/>
-      <w:r>
-        <w:rPr>
-          <w:rFonts w:ascii="Courier New" w:hAnsi="Courier New" w:cs="Courier New"/>
-          <w:sz w:val="24"/>
-          <w:lang w:val="en-US"/>
-        </w:rPr>
-        <w:t>EllipticCurve</w:t>
-      </w:r>
-      <w:proofErr w:type="spellEnd"/>
-      <w:r>
-        <w:rPr>
-          <w:rFonts w:ascii="Courier New" w:hAnsi="Courier New" w:cs="Courier New"/>
-          <w:sz w:val="24"/>
-          <w:lang w:val="en-US"/>
-        </w:rPr>
-        <w:t xml:space="preserve"> = self._</w:t>
-      </w:r>
-      <w:proofErr w:type="spellStart"/>
-      <w:r>
-        <w:rPr>
-          <w:rFonts w:ascii="Courier New" w:hAnsi="Courier New" w:cs="Courier New"/>
-          <w:sz w:val="24"/>
-          <w:lang w:val="en-US"/>
-        </w:rPr>
-        <w:t>elliptic_curve_service.generate_curve</w:t>
-      </w:r>
-      <w:proofErr w:type="spellEnd"/>
-      <w:r>
-        <w:rPr>
-          <w:rFonts w:ascii="Courier New" w:hAnsi="Courier New" w:cs="Courier New"/>
-          <w:sz w:val="24"/>
-          <w:lang w:val="en-US"/>
-        </w:rPr>
-        <w:t>(</w:t>
-      </w:r>
-      <w:r>
-        <w:rPr>
-          <w:rFonts w:ascii="Courier New" w:hAnsi="Courier New" w:cs="Courier New"/>
-          <w:sz w:val="24"/>
-          <w:lang w:val="en-US"/>
-        </w:rPr>
-        <w:br/>
-        <w:t xml:space="preserve">            parameters=parameters,</w:t>
-      </w:r>
-      <w:r>
-        <w:rPr>
-          <w:rFonts w:ascii="Courier New" w:hAnsi="Courier New" w:cs="Courier New"/>
-          <w:sz w:val="24"/>
-          <w:lang w:val="en-US"/>
-        </w:rPr>
-        <w:br/>
-        <w:t xml:space="preserve">            </w:t>
-      </w:r>
-      <w:proofErr w:type="spellStart"/>
-      <w:r>
-        <w:rPr>
-          <w:rFonts w:ascii="Courier New" w:hAnsi="Courier New" w:cs="Courier New"/>
-          <w:sz w:val="24"/>
-          <w:lang w:val="en-US"/>
-        </w:rPr>
-        <w:t>x_min</w:t>
-      </w:r>
-      <w:proofErr w:type="spellEnd"/>
-      <w:r>
-        <w:rPr>
-          <w:rFonts w:ascii="Courier New" w:hAnsi="Courier New" w:cs="Courier New"/>
-          <w:sz w:val="24"/>
-          <w:lang w:val="en-US"/>
-        </w:rPr>
-        <w:t>=</w:t>
-      </w:r>
-      <w:proofErr w:type="spellStart"/>
-      <w:r>
-        <w:rPr>
-          <w:rFonts w:ascii="Courier New" w:hAnsi="Courier New" w:cs="Courier New"/>
-          <w:sz w:val="24"/>
-          <w:lang w:val="en-US"/>
-        </w:rPr>
-        <w:t>command.x_min</w:t>
-      </w:r>
-      <w:proofErr w:type="spellEnd"/>
-      <w:r>
-        <w:rPr>
-          <w:rFonts w:ascii="Courier New" w:hAnsi="Courier New" w:cs="Courier New"/>
-          <w:sz w:val="24"/>
-          <w:lang w:val="en-US"/>
-        </w:rPr>
-        <w:t>,</w:t>
-      </w:r>
-      <w:r>
-        <w:rPr>
-          <w:rFonts w:ascii="Courier New" w:hAnsi="Courier New" w:cs="Courier New"/>
-          <w:sz w:val="24"/>
-          <w:lang w:val="en-US"/>
-        </w:rPr>
-        <w:br/>
-        <w:t xml:space="preserve">            </w:t>
-      </w:r>
-      <w:proofErr w:type="spellStart"/>
-      <w:r>
-        <w:rPr>
-          <w:rFonts w:ascii="Courier New" w:hAnsi="Courier New" w:cs="Courier New"/>
-          <w:sz w:val="24"/>
-          <w:lang w:val="en-US"/>
-        </w:rPr>
-        <w:t>x_max</w:t>
-      </w:r>
-      <w:proofErr w:type="spellEnd"/>
-      <w:r>
-        <w:rPr>
-          <w:rFonts w:ascii="Courier New" w:hAnsi="Courier New" w:cs="Courier New"/>
-          <w:sz w:val="24"/>
-          <w:lang w:val="en-US"/>
-        </w:rPr>
-        <w:t>=</w:t>
-      </w:r>
-      <w:proofErr w:type="spellStart"/>
-      <w:r>
-        <w:rPr>
-          <w:rFonts w:ascii="Courier New" w:hAnsi="Courier New" w:cs="Courier New"/>
-          <w:sz w:val="24"/>
-          <w:lang w:val="en-US"/>
-        </w:rPr>
-        <w:t>command.x_max</w:t>
-      </w:r>
-      <w:proofErr w:type="spellEnd"/>
-      <w:r>
-        <w:rPr>
-          <w:rFonts w:ascii="Courier New" w:hAnsi="Courier New" w:cs="Courier New"/>
-          <w:sz w:val="24"/>
-          <w:lang w:val="en-US"/>
-        </w:rPr>
-        <w:t>,</w:t>
-      </w:r>
-      <w:r>
-        <w:rPr>
-          <w:rFonts w:ascii="Courier New" w:hAnsi="Courier New" w:cs="Courier New"/>
-          <w:sz w:val="24"/>
-          <w:lang w:val="en-US"/>
-        </w:rPr>
-        <w:br/>
-        <w:t xml:space="preserve">            step=</w:t>
-      </w:r>
-      <w:proofErr w:type="spellStart"/>
-      <w:r>
-        <w:rPr>
-          <w:rFonts w:ascii="Courier New" w:hAnsi="Courier New" w:cs="Courier New"/>
-          <w:sz w:val="24"/>
-          <w:lang w:val="en-US"/>
-        </w:rPr>
-        <w:t>command.step</w:t>
-      </w:r>
-      <w:proofErr w:type="spellEnd"/>
-      <w:r>
-        <w:rPr>
-          <w:rFonts w:ascii="Courier New" w:hAnsi="Courier New" w:cs="Courier New"/>
-          <w:sz w:val="24"/>
-          <w:lang w:val="en-US"/>
-        </w:rPr>
-        <w:t>,</w:t>
-      </w:r>
-      <w:r>
-        <w:rPr>
-          <w:rFonts w:ascii="Courier New" w:hAnsi="Courier New" w:cs="Courier New"/>
-          <w:sz w:val="24"/>
-          <w:lang w:val="en-US"/>
-        </w:rPr>
-        <w:br/>
-        <w:t xml:space="preserve">        )</w:t>
-      </w:r>
-      <w:r>
-        <w:rPr>
-          <w:rFonts w:ascii="Courier New" w:hAnsi="Courier New" w:cs="Courier New"/>
-          <w:sz w:val="24"/>
-          <w:lang w:val="en-US"/>
-        </w:rPr>
-        <w:br/>
-      </w:r>
-      <w:r>
-        <w:rPr>
-          <w:rFonts w:ascii="Courier New" w:hAnsi="Courier New" w:cs="Courier New"/>
-          <w:sz w:val="24"/>
-          <w:lang w:val="en-US"/>
-        </w:rPr>
-        <w:br/>
-        <w:t xml:space="preserve">        logger.info("</w:t>
-      </w:r>
-      <w:r>
-        <w:rPr>
-          <w:rFonts w:ascii="Courier New" w:hAnsi="Courier New" w:cs="Courier New"/>
-          <w:sz w:val="24"/>
-        </w:rPr>
-        <w:t>Эллиптическая</w:t>
-      </w:r>
-      <w:r>
-        <w:rPr>
-          <w:rFonts w:ascii="Courier New" w:hAnsi="Courier New" w:cs="Courier New"/>
-          <w:sz w:val="24"/>
-          <w:lang w:val="en-US"/>
-        </w:rPr>
-        <w:t xml:space="preserve"> </w:t>
-      </w:r>
-      <w:r>
-        <w:rPr>
-          <w:rFonts w:ascii="Courier New" w:hAnsi="Courier New" w:cs="Courier New"/>
-          <w:sz w:val="24"/>
-        </w:rPr>
-        <w:t>кривая</w:t>
-      </w:r>
-      <w:r>
-        <w:rPr>
-          <w:rFonts w:ascii="Courier New" w:hAnsi="Courier New" w:cs="Courier New"/>
-          <w:sz w:val="24"/>
-          <w:lang w:val="en-US"/>
-        </w:rPr>
-        <w:t xml:space="preserve"> </w:t>
-      </w:r>
-      <w:r>
-        <w:rPr>
-          <w:rFonts w:ascii="Courier New" w:hAnsi="Courier New" w:cs="Courier New"/>
-          <w:sz w:val="24"/>
-        </w:rPr>
-        <w:t>сгенерирована</w:t>
-      </w:r>
-      <w:r>
-        <w:rPr>
-          <w:rFonts w:ascii="Courier New" w:hAnsi="Courier New" w:cs="Courier New"/>
-          <w:sz w:val="24"/>
-          <w:lang w:val="en-US"/>
-        </w:rPr>
-        <w:t>. ID: %s", curve.id)</w:t>
-      </w:r>
-      <w:r>
-        <w:rPr>
-          <w:rFonts w:ascii="Courier New" w:hAnsi="Courier New" w:cs="Courier New"/>
-          <w:sz w:val="24"/>
-          <w:lang w:val="en-US"/>
-        </w:rPr>
-        <w:br/>
-        <w:t xml:space="preserve">        logger.info(</w:t>
-      </w:r>
-      <w:r>
-        <w:rPr>
-          <w:rFonts w:ascii="Courier New" w:hAnsi="Courier New" w:cs="Courier New"/>
-          <w:sz w:val="24"/>
-          <w:lang w:val="en-US"/>
-        </w:rPr>
-        <w:br/>
-        <w:t xml:space="preserve">            "</w:t>
-      </w:r>
-      <w:r>
-        <w:rPr>
-          <w:rFonts w:ascii="Courier New" w:hAnsi="Courier New" w:cs="Courier New"/>
-          <w:sz w:val="24"/>
-        </w:rPr>
-        <w:t>Статус</w:t>
-      </w:r>
-      <w:r>
-        <w:rPr>
-          <w:rFonts w:ascii="Courier New" w:hAnsi="Courier New" w:cs="Courier New"/>
-          <w:sz w:val="24"/>
-          <w:lang w:val="en-US"/>
-        </w:rPr>
-        <w:t xml:space="preserve"> </w:t>
-      </w:r>
-      <w:r>
-        <w:rPr>
-          <w:rFonts w:ascii="Courier New" w:hAnsi="Courier New" w:cs="Courier New"/>
-          <w:sz w:val="24"/>
-        </w:rPr>
-        <w:t>сингулярности</w:t>
-      </w:r>
-      <w:r>
-        <w:rPr>
-          <w:rFonts w:ascii="Courier New" w:hAnsi="Courier New" w:cs="Courier New"/>
-          <w:sz w:val="24"/>
-          <w:lang w:val="en-US"/>
-        </w:rPr>
-        <w:t xml:space="preserve">: %s, </w:t>
-      </w:r>
-      <w:r>
-        <w:rPr>
-          <w:rFonts w:ascii="Courier New" w:hAnsi="Courier New" w:cs="Courier New"/>
-          <w:sz w:val="24"/>
-        </w:rPr>
-        <w:t>Дискриминант</w:t>
-      </w:r>
-      <w:r>
-        <w:rPr>
-          <w:rFonts w:ascii="Courier New" w:hAnsi="Courier New" w:cs="Courier New"/>
-          <w:sz w:val="24"/>
-          <w:lang w:val="en-US"/>
-        </w:rPr>
-        <w:t>: %s",</w:t>
-      </w:r>
-      <w:r>
-        <w:rPr>
-          <w:rFonts w:ascii="Courier New" w:hAnsi="Courier New" w:cs="Courier New"/>
-          <w:sz w:val="24"/>
-          <w:lang w:val="en-US"/>
-        </w:rPr>
-        <w:br/>
-        <w:t xml:space="preserve">            </w:t>
-      </w:r>
-      <w:proofErr w:type="spellStart"/>
-      <w:r>
-        <w:rPr>
-          <w:rFonts w:ascii="Courier New" w:hAnsi="Courier New" w:cs="Courier New"/>
-          <w:sz w:val="24"/>
-          <w:lang w:val="en-US"/>
-        </w:rPr>
-        <w:t>curve.singularity_status.value</w:t>
-      </w:r>
-      <w:proofErr w:type="spellEnd"/>
-      <w:r>
-        <w:rPr>
-          <w:rFonts w:ascii="Courier New" w:hAnsi="Courier New" w:cs="Courier New"/>
-          <w:sz w:val="24"/>
-          <w:lang w:val="en-US"/>
-        </w:rPr>
-        <w:t>,</w:t>
-      </w:r>
-      <w:r>
-        <w:rPr>
-          <w:rFonts w:ascii="Courier New" w:hAnsi="Courier New" w:cs="Courier New"/>
-          <w:sz w:val="24"/>
-          <w:lang w:val="en-US"/>
-        </w:rPr>
-        <w:br/>
-        <w:t xml:space="preserve">            </w:t>
-      </w:r>
-      <w:proofErr w:type="spellStart"/>
-      <w:r>
-        <w:rPr>
-          <w:rFonts w:ascii="Courier New" w:hAnsi="Courier New" w:cs="Courier New"/>
-          <w:sz w:val="24"/>
-          <w:lang w:val="en-US"/>
-        </w:rPr>
-        <w:t>curve.discriminant</w:t>
-      </w:r>
-      <w:proofErr w:type="spellEnd"/>
-      <w:r>
-        <w:rPr>
-          <w:rFonts w:ascii="Courier New" w:hAnsi="Courier New" w:cs="Courier New"/>
-          <w:sz w:val="24"/>
-          <w:lang w:val="en-US"/>
-        </w:rPr>
-        <w:t>,</w:t>
-      </w:r>
-      <w:r>
-        <w:rPr>
-          <w:rFonts w:ascii="Courier New" w:hAnsi="Courier New" w:cs="Courier New"/>
-          <w:sz w:val="24"/>
-          <w:lang w:val="en-US"/>
-        </w:rPr>
-        <w:br/>
-        <w:t xml:space="preserve">        )</w:t>
-      </w:r>
-      <w:r>
-        <w:rPr>
-          <w:rFonts w:ascii="Courier New" w:hAnsi="Courier New" w:cs="Courier New"/>
-          <w:sz w:val="24"/>
-          <w:lang w:val="en-US"/>
-        </w:rPr>
-        <w:br/>
-      </w:r>
-      <w:r>
-        <w:rPr>
-          <w:rFonts w:ascii="Courier New" w:hAnsi="Courier New" w:cs="Courier New"/>
-          <w:sz w:val="24"/>
-          <w:lang w:val="en-US"/>
-        </w:rPr>
-        <w:br/>
-        <w:t xml:space="preserve">        </w:t>
-      </w:r>
-      <w:proofErr w:type="spellStart"/>
-      <w:r>
-        <w:rPr>
-          <w:rFonts w:ascii="Courier New" w:hAnsi="Courier New" w:cs="Courier New"/>
-          <w:sz w:val="24"/>
-          <w:lang w:val="en-US"/>
-        </w:rPr>
-        <w:t>upper_valid</w:t>
-      </w:r>
-      <w:proofErr w:type="spellEnd"/>
-      <w:r>
-        <w:rPr>
-          <w:rFonts w:ascii="Courier New" w:hAnsi="Courier New" w:cs="Courier New"/>
-          <w:sz w:val="24"/>
-          <w:lang w:val="en-US"/>
-        </w:rPr>
-        <w:t xml:space="preserve">, </w:t>
-      </w:r>
-      <w:proofErr w:type="spellStart"/>
-      <w:r>
-        <w:rPr>
-          <w:rFonts w:ascii="Courier New" w:hAnsi="Courier New" w:cs="Courier New"/>
-          <w:sz w:val="24"/>
-          <w:lang w:val="en-US"/>
-        </w:rPr>
-        <w:t>lower_valid</w:t>
-      </w:r>
-      <w:proofErr w:type="spellEnd"/>
-      <w:r>
-        <w:rPr>
-          <w:rFonts w:ascii="Courier New" w:hAnsi="Courier New" w:cs="Courier New"/>
-          <w:sz w:val="24"/>
-          <w:lang w:val="en-US"/>
-        </w:rPr>
-        <w:t xml:space="preserve"> = </w:t>
-      </w:r>
-      <w:proofErr w:type="spellStart"/>
-      <w:r>
-        <w:rPr>
-          <w:rFonts w:ascii="Courier New" w:hAnsi="Courier New" w:cs="Courier New"/>
-          <w:sz w:val="24"/>
-          <w:lang w:val="en-US"/>
-        </w:rPr>
-        <w:t>curve.get_valid_points</w:t>
-      </w:r>
-      <w:proofErr w:type="spellEnd"/>
-      <w:r>
-        <w:rPr>
-          <w:rFonts w:ascii="Courier New" w:hAnsi="Courier New" w:cs="Courier New"/>
-          <w:sz w:val="24"/>
-          <w:lang w:val="en-US"/>
-        </w:rPr>
-        <w:t>()</w:t>
-      </w:r>
-      <w:r>
-        <w:rPr>
-          <w:rFonts w:ascii="Courier New" w:hAnsi="Courier New" w:cs="Courier New"/>
-          <w:sz w:val="24"/>
-          <w:lang w:val="en-US"/>
-        </w:rPr>
-        <w:br/>
-        <w:t xml:space="preserve">        logger.info(</w:t>
-      </w:r>
-      <w:r>
-        <w:rPr>
-          <w:rFonts w:ascii="Courier New" w:hAnsi="Courier New" w:cs="Courier New"/>
-          <w:sz w:val="24"/>
-          <w:lang w:val="en-US"/>
-        </w:rPr>
-        <w:br/>
-        <w:t xml:space="preserve">            "</w:t>
-      </w:r>
-      <w:r>
-        <w:rPr>
-          <w:rFonts w:ascii="Courier New" w:hAnsi="Courier New" w:cs="Courier New"/>
-          <w:sz w:val="24"/>
-        </w:rPr>
-        <w:t>Количество</w:t>
-      </w:r>
-      <w:r>
-        <w:rPr>
-          <w:rFonts w:ascii="Courier New" w:hAnsi="Courier New" w:cs="Courier New"/>
-          <w:sz w:val="24"/>
-          <w:lang w:val="en-US"/>
-        </w:rPr>
-        <w:t xml:space="preserve"> </w:t>
-      </w:r>
-      <w:r>
-        <w:rPr>
-          <w:rFonts w:ascii="Courier New" w:hAnsi="Courier New" w:cs="Courier New"/>
-          <w:sz w:val="24"/>
-        </w:rPr>
-        <w:t>точек</w:t>
-      </w:r>
-      <w:r>
-        <w:rPr>
-          <w:rFonts w:ascii="Courier New" w:hAnsi="Courier New" w:cs="Courier New"/>
-          <w:sz w:val="24"/>
-          <w:lang w:val="en-US"/>
-        </w:rPr>
-        <w:t xml:space="preserve">: </w:t>
-      </w:r>
-      <w:r>
-        <w:rPr>
-          <w:rFonts w:ascii="Courier New" w:hAnsi="Courier New" w:cs="Courier New"/>
-          <w:sz w:val="24"/>
-        </w:rPr>
-        <w:t>верхняя</w:t>
-      </w:r>
-      <w:r>
-        <w:rPr>
-          <w:rFonts w:ascii="Courier New" w:hAnsi="Courier New" w:cs="Courier New"/>
-          <w:sz w:val="24"/>
-          <w:lang w:val="en-US"/>
-        </w:rPr>
-        <w:t xml:space="preserve"> </w:t>
-      </w:r>
-      <w:r>
-        <w:rPr>
-          <w:rFonts w:ascii="Courier New" w:hAnsi="Courier New" w:cs="Courier New"/>
-          <w:sz w:val="24"/>
-        </w:rPr>
-        <w:t>ветвь</w:t>
-      </w:r>
-      <w:r>
-        <w:rPr>
-          <w:rFonts w:ascii="Courier New" w:hAnsi="Courier New" w:cs="Courier New"/>
-          <w:sz w:val="24"/>
-          <w:lang w:val="en-US"/>
-        </w:rPr>
-        <w:t xml:space="preserve">=%s, </w:t>
-      </w:r>
-      <w:r>
-        <w:rPr>
-          <w:rFonts w:ascii="Courier New" w:hAnsi="Courier New" w:cs="Courier New"/>
-          <w:sz w:val="24"/>
-        </w:rPr>
-        <w:t>нижняя</w:t>
-      </w:r>
-      <w:r>
-        <w:rPr>
-          <w:rFonts w:ascii="Courier New" w:hAnsi="Courier New" w:cs="Courier New"/>
-          <w:sz w:val="24"/>
-          <w:lang w:val="en-US"/>
-        </w:rPr>
-        <w:t xml:space="preserve"> </w:t>
-      </w:r>
-      <w:r>
-        <w:rPr>
-          <w:rFonts w:ascii="Courier New" w:hAnsi="Courier New" w:cs="Courier New"/>
-          <w:sz w:val="24"/>
-        </w:rPr>
-        <w:t>ветвь</w:t>
-      </w:r>
-      <w:r>
-        <w:rPr>
-          <w:rFonts w:ascii="Courier New" w:hAnsi="Courier New" w:cs="Courier New"/>
-          <w:sz w:val="24"/>
-          <w:lang w:val="en-US"/>
-        </w:rPr>
-        <w:t>=%s",</w:t>
-      </w:r>
-      <w:r>
-        <w:rPr>
-          <w:rFonts w:ascii="Courier New" w:hAnsi="Courier New" w:cs="Courier New"/>
-          <w:sz w:val="24"/>
-          <w:lang w:val="en-US"/>
-        </w:rPr>
-        <w:br/>
-        <w:t xml:space="preserve">            </w:t>
-      </w:r>
-      <w:proofErr w:type="spellStart"/>
-      <w:r>
-        <w:rPr>
-          <w:rFonts w:ascii="Courier New" w:hAnsi="Courier New" w:cs="Courier New"/>
-          <w:sz w:val="24"/>
-          <w:lang w:val="en-US"/>
-        </w:rPr>
-        <w:t>len</w:t>
-      </w:r>
-      <w:proofErr w:type="spellEnd"/>
-      <w:r>
-        <w:rPr>
-          <w:rFonts w:ascii="Courier New" w:hAnsi="Courier New" w:cs="Courier New"/>
-          <w:sz w:val="24"/>
-          <w:lang w:val="en-US"/>
-        </w:rPr>
-        <w:t>(</w:t>
-      </w:r>
-      <w:proofErr w:type="spellStart"/>
-      <w:r>
-        <w:rPr>
-          <w:rFonts w:ascii="Courier New" w:hAnsi="Courier New" w:cs="Courier New"/>
-          <w:sz w:val="24"/>
-          <w:lang w:val="en-US"/>
-        </w:rPr>
-        <w:t>upper_valid</w:t>
-      </w:r>
-      <w:proofErr w:type="spellEnd"/>
-      <w:r>
-        <w:rPr>
-          <w:rFonts w:ascii="Courier New" w:hAnsi="Courier New" w:cs="Courier New"/>
-          <w:sz w:val="24"/>
-          <w:lang w:val="en-US"/>
-        </w:rPr>
-        <w:t>),</w:t>
-      </w:r>
-      <w:r>
-        <w:rPr>
-          <w:rFonts w:ascii="Courier New" w:hAnsi="Courier New" w:cs="Courier New"/>
-          <w:sz w:val="24"/>
-          <w:lang w:val="en-US"/>
-        </w:rPr>
-        <w:br/>
-        <w:t xml:space="preserve">            </w:t>
-      </w:r>
-      <w:proofErr w:type="spellStart"/>
-      <w:r>
-        <w:rPr>
-          <w:rFonts w:ascii="Courier New" w:hAnsi="Courier New" w:cs="Courier New"/>
-          <w:sz w:val="24"/>
-          <w:lang w:val="en-US"/>
-        </w:rPr>
-        <w:t>len</w:t>
-      </w:r>
-      <w:proofErr w:type="spellEnd"/>
-      <w:r>
-        <w:rPr>
-          <w:rFonts w:ascii="Courier New" w:hAnsi="Courier New" w:cs="Courier New"/>
-          <w:sz w:val="24"/>
-          <w:lang w:val="en-US"/>
-        </w:rPr>
-        <w:t>(</w:t>
-      </w:r>
-      <w:proofErr w:type="spellStart"/>
-      <w:r>
-        <w:rPr>
-          <w:rFonts w:ascii="Courier New" w:hAnsi="Courier New" w:cs="Courier New"/>
-          <w:sz w:val="24"/>
-          <w:lang w:val="en-US"/>
-        </w:rPr>
-        <w:t>lower_valid</w:t>
-      </w:r>
-      <w:proofErr w:type="spellEnd"/>
-      <w:r>
-        <w:rPr>
-          <w:rFonts w:ascii="Courier New" w:hAnsi="Courier New" w:cs="Courier New"/>
-          <w:sz w:val="24"/>
-          <w:lang w:val="en-US"/>
-        </w:rPr>
-        <w:t>),</w:t>
-      </w:r>
-      <w:r>
-        <w:rPr>
-          <w:rFonts w:ascii="Courier New" w:hAnsi="Courier New" w:cs="Courier New"/>
-          <w:sz w:val="24"/>
-          <w:lang w:val="en-US"/>
-        </w:rPr>
-        <w:br/>
-        <w:t xml:space="preserve">        )</w:t>
-      </w:r>
-      <w:r>
-        <w:rPr>
-          <w:rFonts w:ascii="Courier New" w:hAnsi="Courier New" w:cs="Courier New"/>
-          <w:sz w:val="24"/>
-          <w:lang w:val="en-US"/>
-        </w:rPr>
-        <w:br/>
-      </w:r>
-      <w:r>
-        <w:rPr>
-          <w:rFonts w:ascii="Courier New" w:hAnsi="Courier New" w:cs="Courier New"/>
-          <w:sz w:val="24"/>
-          <w:lang w:val="en-US"/>
-        </w:rPr>
         <w:br/>
         <w:t xml:space="preserve">        </w:t>
       </w:r>
@@ -3789,7 +3855,6 @@
           <w:sz w:val="28"/>
           <w:szCs w:val="28"/>
         </w:rPr>
-        <w:lastRenderedPageBreak/>
         <w:t>Вывод:</w:t>
       </w:r>
       <w:r>
@@ -3804,14 +3869,7 @@
           <w:sz w:val="28"/>
           <w:szCs w:val="28"/>
         </w:rPr>
-        <w:t>в ходе</w:t>
-      </w:r>
-      <w:r>
-        <w:rPr>
-          <w:sz w:val="28"/>
-          <w:szCs w:val="28"/>
-        </w:rPr>
-        <w:t xml:space="preserve"> выполнения работы была разработана программа, которая генерирует</w:t>
+        <w:t>в ходе выполнения работы была разработана программа, которая генерирует</w:t>
       </w:r>
       <w:r>
         <w:rPr>
@@ -4342,6 +4400,7 @@
   <w:style w:type="character" w:default="1" w:styleId="a0">
     <w:name w:val="Default Paragraph Font"/>
     <w:uiPriority w:val="1"/>
+    <w:semiHidden/>
     <w:unhideWhenUsed/>
   </w:style>
   <w:style w:type="table" w:default="1" w:styleId="a1">
